--- a/public/resume-egor-fenin-2026.docx
+++ b/public/resume-egor-fenin-2026.docx
@@ -6,7 +6,7 @@
       <w:pPr>
         <w:pStyle w:val="Title"/>
         <w:spacing w:line="280" w:lineRule="auto"/>
-        <w:ind w:firstLine="100"/>
+        <w:ind w:firstLine="200"/>
         <w:rPr/>
       </w:pPr>
       <w:r>
@@ -15,7 +15,7 @@
           <wp:inline distB="114300" distT="114300" distL="114300" distR="114300">
             <wp:extent cx="1289648" cy="1722059"/>
             <wp:effectExtent b="0" l="0" r="0" t="0"/>
-            <wp:docPr id="2" name="image1.jpg"/>
+            <wp:docPr id="1" name="image1.jpg"/>
             <a:graphic>
               <a:graphicData uri="http://schemas.openxmlformats.org/drawingml/2006/picture">
                 <pic:pic>
@@ -24,7 +24,7 @@
                     <pic:cNvPicPr preferRelativeResize="0"/>
                   </pic:nvPicPr>
                   <pic:blipFill>
-                    <a:blip r:embed="rId7"/>
+                    <a:blip r:embed="rId6"/>
                     <a:srcRect b="0" l="0" r="0" t="0"/>
                     <a:stretch>
                       <a:fillRect/>
@@ -52,7 +52,7 @@
     </w:p>
     <w:p>
       <w:pPr>
-        <w:keepNext/>
+        <w:keepNext w:val="1"/>
         <w:keepLines w:val="0"/>
         <w:pageBreakBefore w:val="0"/>
         <w:widowControl w:val="0"/>
@@ -85,14 +85,21 @@
       </w:pPr>
       <w:r>
         <w:rPr>
-          <w:b/>
-        </w:rPr>
-        <w:t>Python Developer</w:t>
-      </w:r>
-    </w:p>
-    <w:p>
-      <w:pPr>
-        <w:keepNext/>
+          <w:b w:val="1"/>
+          <w:bCs w:val="1"/>
+          <w:rtl w:val="0"/>
+        </w:rPr>
+        <w:t xml:space="preserve">Python Developer</w:t>
+      </w:r>
+      <w:r>
+        <w:rPr>
+          <w:rtl w:val="0"/>
+        </w:rPr>
+      </w:r>
+    </w:p>
+    <w:p>
+      <w:pPr>
+        <w:keepNext w:val="1"/>
         <w:keepLines w:val="0"/>
         <w:pageBreakBefore w:val="0"/>
         <w:widowControl w:val="0"/>
@@ -104,7 +111,7 @@
           <w:between w:space="0" w:sz="0" w:val="nil"/>
         </w:pBdr>
         <w:shd w:fill="auto" w:val="clear"/>
-        <w:spacing w:after="0" w:before="0" w:line="252" w:lineRule="auto"/>
+        <w:spacing w:after="0" w:before="0" w:line="252.00000000000003" w:lineRule="auto"/>
         <w:ind w:left="100" w:right="5028" w:firstLine="0"/>
         <w:jc w:val="left"/>
         <w:rPr>
@@ -126,15 +133,22 @@
       <w:r>
         <w:rPr>
           <w:b w:val="0"/>
-        </w:rPr>
-        <w:t>Фенин Егор Александрович</w:t>
-        <w:br/>
-        <w:t>Телефон: +7 919 120-70-70</w:t>
-      </w:r>
-    </w:p>
-    <w:p>
-      <w:pPr>
-        <w:keepNext/>
+          <w:bCs w:val="0"/>
+          <w:rtl w:val="0"/>
+        </w:rPr>
+        <w:t xml:space="preserve">Фенин Егор Александрович</w:t>
+        <w:br w:type="textWrapping"/>
+        <w:t xml:space="preserve">Телефон: +7 919 120-70-70</w:t>
+      </w:r>
+      <w:r>
+        <w:rPr>
+          <w:rtl w:val="0"/>
+        </w:rPr>
+      </w:r>
+    </w:p>
+    <w:p>
+      <w:pPr>
+        <w:keepNext w:val="1"/>
         <w:keepLines w:val="0"/>
         <w:pageBreakBefore w:val="0"/>
         <w:widowControl w:val="0"/>
@@ -166,17 +180,26 @@
         </w:rPr>
       </w:pPr>
       <w:r>
+        <w:rPr>
+          <w:rtl w:val="0"/>
+        </w:rPr>
         <w:t xml:space="preserve">Электронная почта: </w:t>
       </w:r>
-      <w:hyperlink r:id="rId8">
+      <w:hyperlink r:id="rId7">
         <w:r>
           <w:rPr>
-            <w:color w:val="3B475B"/>
+            <w:color w:val="3b475b"/>
             <w:u w:val="single"/>
+            <w:rtl w:val="0"/>
           </w:rPr>
-          <w:t>feninea@mail.ru</w:t>
+          <w:t xml:space="preserve">feninea@mail.ru</w:t>
         </w:r>
       </w:hyperlink>
+      <w:r>
+        <w:rPr>
+          <w:rtl w:val="0"/>
+        </w:rPr>
+      </w:r>
     </w:p>
     <w:p>
       <w:pPr>
@@ -196,6 +219,114 @@
         <w:ind w:left="100" w:right="4928.031496062993" w:firstLine="0"/>
         <w:jc w:val="left"/>
         <w:rPr>
+          <w:color w:val="374050"/>
+          <w:sz w:val="24"/>
+          <w:szCs w:val="24"/>
+        </w:rPr>
+      </w:pPr>
+      <w:r>
+        <w:rPr>
+          <w:rtl w:val="0"/>
+        </w:rPr>
+        <w:t xml:space="preserve">GitHub: </w:t>
+      </w:r>
+      <w:hyperlink r:id="rId8">
+        <w:r>
+          <w:rPr>
+            <w:color w:val="3b475b"/>
+            <w:u w:val="single"/>
+            <w:rtl w:val="0"/>
+          </w:rPr>
+          <w:t xml:space="preserve">github.com/voityvaity</w:t>
+        </w:r>
+      </w:hyperlink>
+      <w:r>
+        <w:rPr>
+          <w:rtl w:val="0"/>
+        </w:rPr>
+        <w:br w:type="textWrapping"/>
+        <w:t xml:space="preserve">Telegram: </w:t>
+      </w:r>
+      <w:hyperlink r:id="rId9">
+        <w:r>
+          <w:rPr>
+            <w:color w:val="3b475b"/>
+            <w:u w:val="single"/>
+            <w:rtl w:val="0"/>
+          </w:rPr>
+          <w:t xml:space="preserve">@resgep</w:t>
+        </w:r>
+      </w:hyperlink>
+      <w:r>
+        <w:rPr>
+          <w:rtl w:val="0"/>
+        </w:rPr>
+      </w:r>
+    </w:p>
+    <w:p>
+      <w:pPr>
+        <w:keepNext w:val="0"/>
+        <w:keepLines w:val="0"/>
+        <w:pageBreakBefore w:val="0"/>
+        <w:widowControl w:val="0"/>
+        <w:pBdr>
+          <w:top w:space="0" w:sz="0" w:val="nil"/>
+          <w:left w:space="0" w:sz="0" w:val="nil"/>
+          <w:bottom w:space="0" w:sz="0" w:val="nil"/>
+          <w:right w:space="0" w:sz="0" w:val="nil"/>
+          <w:between w:space="0" w:sz="0" w:val="nil"/>
+        </w:pBdr>
+        <w:shd w:fill="auto" w:val="clear"/>
+        <w:spacing w:after="200" w:before="0" w:line="240" w:lineRule="auto"/>
+        <w:ind w:left="100" w:right="4928.031496062993" w:firstLine="0"/>
+        <w:jc w:val="left"/>
+        <w:rPr>
+          <w:color w:val="374050"/>
+          <w:sz w:val="24"/>
+          <w:szCs w:val="24"/>
+        </w:rPr>
+      </w:pPr>
+      <w:r>
+        <w:rPr>
+          <w:rtl w:val="0"/>
+        </w:rPr>
+      </w:r>
+    </w:p>
+    <w:p>
+      <w:pPr>
+        <w:keepNext w:val="1"/>
+        <w:keepLines w:val="0"/>
+        <w:pageBreakBefore w:val="0"/>
+        <w:widowControl w:val="0"/>
+        <w:pBdr>
+          <w:top w:space="0" w:sz="0" w:val="nil"/>
+          <w:left w:space="0" w:sz="0" w:val="nil"/>
+          <w:bottom w:space="0" w:sz="0" w:val="nil"/>
+          <w:right w:space="0" w:sz="0" w:val="nil"/>
+          <w:between w:space="0" w:sz="0" w:val="nil"/>
+        </w:pBdr>
+        <w:shd w:fill="auto" w:val="clear"/>
+        <w:spacing w:after="180" w:before="0" w:line="240" w:lineRule="auto"/>
+        <w:ind w:left="100" w:right="5028" w:firstLine="0"/>
+        <w:jc w:val="left"/>
+        <w:rPr>
+          <w:rFonts w:ascii="Roboto" w:cs="Roboto" w:eastAsia="Roboto" w:hAnsi="Roboto"/>
+          <w:b w:val="0"/>
+          <w:bCs w:val="0"/>
+          <w:i w:val="0"/>
+          <w:iCs w:val="0"/>
+          <w:smallCaps w:val="0"/>
+          <w:strike w:val="0"/>
+          <w:color w:val="000000"/>
+          <w:sz w:val="24"/>
+          <w:szCs w:val="24"/>
+          <w:u w:val="none"/>
+          <w:shd w:fill="auto" w:val="clear"/>
+          <w:vertAlign w:val="baseline"/>
+        </w:rPr>
+      </w:pPr>
+      <w:r>
+        <w:rPr>
           <w:rFonts w:ascii="Roboto" w:cs="Roboto" w:eastAsia="Roboto" w:hAnsi="Roboto"/>
           <w:b w:val="0"/>
           <w:bCs w:val="0"/>
@@ -209,25 +340,20 @@
           <w:u w:val="none"/>
           <w:shd w:fill="auto" w:val="clear"/>
           <w:vertAlign w:val="baseline"/>
-        </w:rPr>
-      </w:pPr>
-      <w:r>
-        <w:t xml:space="preserve">GitHub: </w:t>
-      </w:r>
-      <w:hyperlink r:id="rId9">
-        <w:r>
-          <w:rPr>
-            <w:color w:val="3B475B"/>
-            <w:u w:val="single"/>
-          </w:rPr>
-          <w:t>github.com/voityvaity</w:t>
-        </w:r>
-      </w:hyperlink>
-    </w:p>
-    <w:p>
-      <w:pPr>
-        <w:keepNext/>
-        <w:keepLines w:val="0"/>
+          <w:rtl w:val="0"/>
+        </w:rPr>
+        <w:t xml:space="preserve">Добрый день!</w:t>
+      </w:r>
+      <w:r>
+        <w:rPr>
+          <w:rtl w:val="0"/>
+        </w:rPr>
+      </w:r>
+    </w:p>
+    <w:p>
+      <w:pPr>
+        <w:keepNext w:val="0"/>
+        <w:keepLines w:val="1"/>
         <w:pageBreakBefore w:val="0"/>
         <w:widowControl w:val="0"/>
         <w:pBdr>
@@ -238,8 +364,73 @@
           <w:between w:space="0" w:sz="0" w:val="nil"/>
         </w:pBdr>
         <w:shd w:fill="auto" w:val="clear"/>
-        <w:spacing w:after="180" w:before="0" w:line="240" w:lineRule="auto"/>
-        <w:ind w:left="100" w:right="5028" w:firstLine="0"/>
+        <w:spacing w:after="200" w:before="0" w:line="259" w:lineRule="auto"/>
+        <w:ind w:left="100" w:right="0" w:firstLine="0"/>
+        <w:jc w:val="left"/>
+        <w:rPr>
+          <w:sz w:val="24"/>
+          <w:szCs w:val="24"/>
+        </w:rPr>
+      </w:pPr>
+      <w:r>
+        <w:rPr>
+          <w:b w:val="0"/>
+          <w:bCs w:val="0"/>
+          <w:rtl w:val="0"/>
+        </w:rPr>
+        <w:t xml:space="preserve">Меня зовут Егор Фенин. Я Python Developer с сильной математической и алгоритмической базой. Прошёл курс «Python-разработчик» Яндекс Практикума. Разрабатываю веб-приложения и REST API на Django, DRF и FastAPI, работаю с PostgreSQL, контейнеризирую сервисы, пишу unit- и API-тесты и настраиваю CI/CD.</w:t>
+      </w:r>
+      <w:r>
+        <w:rPr>
+          <w:rtl w:val="0"/>
+        </w:rPr>
+      </w:r>
+    </w:p>
+    <w:p>
+      <w:pPr>
+        <w:keepNext w:val="1"/>
+        <w:keepLines w:val="0"/>
+        <w:pageBreakBefore w:val="0"/>
+        <w:widowControl w:val="0"/>
+        <w:pBdr>
+          <w:top w:space="0" w:sz="0" w:val="nil"/>
+          <w:left w:space="0" w:sz="0" w:val="nil"/>
+          <w:bottom w:space="0" w:sz="0" w:val="nil"/>
+          <w:right w:space="0" w:sz="0" w:val="nil"/>
+          <w:between w:space="0" w:sz="0" w:val="nil"/>
+        </w:pBdr>
+        <w:shd w:fill="auto" w:val="clear"/>
+        <w:spacing w:after="120" w:before="100" w:line="240" w:lineRule="auto"/>
+        <w:ind w:left="100" w:right="0" w:firstLine="0"/>
+        <w:jc w:val="left"/>
+        <w:rPr>
+          <w:color w:val="374050"/>
+          <w:sz w:val="24"/>
+          <w:szCs w:val="24"/>
+        </w:rPr>
+      </w:pPr>
+      <w:r>
+        <w:rPr>
+          <w:rtl w:val="0"/>
+        </w:rPr>
+      </w:r>
+    </w:p>
+    <w:p>
+      <w:pPr>
+        <w:keepNext w:val="1"/>
+        <w:keepLines w:val="0"/>
+        <w:pageBreakBefore w:val="0"/>
+        <w:widowControl w:val="0"/>
+        <w:pBdr>
+          <w:top w:space="0" w:sz="0" w:val="nil"/>
+          <w:left w:space="0" w:sz="0" w:val="nil"/>
+          <w:bottom w:space="0" w:sz="0" w:val="nil"/>
+          <w:right w:space="0" w:sz="0" w:val="nil"/>
+          <w:between w:space="0" w:sz="0" w:val="nil"/>
+        </w:pBdr>
+        <w:shd w:fill="auto" w:val="clear"/>
+        <w:spacing w:after="120" w:before="100" w:line="240" w:lineRule="auto"/>
+        <w:ind w:left="100" w:right="0" w:firstLine="0"/>
         <w:jc w:val="left"/>
         <w:rPr>
           <w:rFonts w:ascii="Roboto" w:cs="Roboto" w:eastAsia="Roboto" w:hAnsi="Roboto"/>
@@ -274,18 +465,18 @@
           <w:vertAlign w:val="baseline"/>
           <w:rtl w:val="0"/>
         </w:rPr>
-        <w:t xml:space="preserve">Добрый день!</w:t>
-      </w:r>
-      <w:r>
-        <w:rPr>
-          <w:rtl w:val="0"/>
-        </w:rPr>
-      </w:r>
-    </w:p>
-    <w:p>
-      <w:pPr>
-        <w:keepNext w:val="0"/>
-        <w:keepLines/>
+        <w:t xml:space="preserve">Мои достижения.</w:t>
+      </w:r>
+      <w:r>
+        <w:rPr>
+          <w:rtl w:val="0"/>
+        </w:rPr>
+      </w:r>
+    </w:p>
+    <w:p>
+      <w:pPr>
+        <w:keepNext w:val="0"/>
+        <w:keepLines w:val="1"/>
         <w:pageBreakBefore w:val="0"/>
         <w:widowControl w:val="0"/>
         <w:pBdr>
@@ -296,25 +487,75 @@
           <w:between w:space="0" w:sz="0" w:val="nil"/>
         </w:pBdr>
         <w:shd w:fill="auto" w:val="clear"/>
-        <w:spacing w:after="200" w:before="0" w:line="259" w:lineRule="auto"/>
+        <w:spacing w:after="60" w:before="0" w:line="254" w:lineRule="auto"/>
         <w:ind w:left="100" w:right="0" w:firstLine="0"/>
         <w:jc w:val="left"/>
         <w:rPr>
-          <w:sz w:val="24"/>
-          <w:szCs w:val="24"/>
-        </w:rPr>
-      </w:pPr>
-      <w:r>
-        <w:rPr>
-          <w:b w:val="0"/>
-        </w:rPr>
-        <w:t>Меня зовут Егор Фенин. Я Python Developer с сильной математической и алгоритмической базой. Прошёл курс «Python-разработчик» Яндекс Практикума. Разрабатываю веб-приложения и REST API на Django и DRF, работаю с PostgreSQL, контейнеризирую сервисы, пишу unit- и API-тесты и настраиваю CI/CD.</w:t>
-      </w:r>
-    </w:p>
-    <w:p>
-      <w:pPr>
-        <w:keepNext/>
-        <w:keepLines w:val="0"/>
+          <w:rFonts w:ascii="Roboto" w:cs="Roboto" w:eastAsia="Roboto" w:hAnsi="Roboto"/>
+          <w:b w:val="0"/>
+          <w:bCs w:val="0"/>
+          <w:i w:val="0"/>
+          <w:iCs w:val="0"/>
+          <w:smallCaps w:val="0"/>
+          <w:strike w:val="0"/>
+          <w:color w:val="000000"/>
+          <w:sz w:val="24"/>
+          <w:szCs w:val="24"/>
+          <w:u w:val="none"/>
+          <w:shd w:fill="auto" w:val="clear"/>
+          <w:vertAlign w:val="baseline"/>
+        </w:rPr>
+      </w:pPr>
+      <w:r>
+        <w:rPr>
+          <w:rtl w:val="0"/>
+        </w:rPr>
+        <w:t xml:space="preserve">Учился в </w:t>
+      </w:r>
+      <w:r>
+        <w:rPr>
+          <w:b w:val="1"/>
+          <w:bCs w:val="1"/>
+          <w:rtl w:val="0"/>
+        </w:rPr>
+        <w:t xml:space="preserve">Санкт-Петербургском государственном университете на математико-механическом факультете; являюсь победителем Всероссийской олимпиады по физике.</w:t>
+      </w:r>
+      <w:r>
+        <w:rPr>
+          <w:rtl w:val="0"/>
+        </w:rPr>
+      </w:r>
+    </w:p>
+    <w:p>
+      <w:pPr>
+        <w:keepNext w:val="0"/>
+        <w:keepLines w:val="1"/>
+        <w:spacing w:after="60" w:before="0" w:line="254" w:lineRule="auto"/>
+        <w:ind w:left="100" w:right="239" w:firstLine="0"/>
+        <w:jc w:val="left"/>
+        <w:rPr>
+          <w:sz w:val="24"/>
+          <w:szCs w:val="24"/>
+        </w:rPr>
+      </w:pPr>
+      <w:r>
+        <w:rPr>
+          <w:b w:val="0"/>
+          <w:bCs w:val="0"/>
+          <w:rtl w:val="0"/>
+        </w:rPr>
+        <w:t xml:space="preserve">Python-разработкой начал заниматься ещё во время учёбы в университете. После Яндекс Практикума продолжил развивать backend-навыки на проектах.</w:t>
+      </w:r>
+      <w:r>
+        <w:rPr>
+          <w:rtl w:val="0"/>
+        </w:rPr>
+      </w:r>
+    </w:p>
+    <w:p>
+      <w:pPr>
+        <w:keepNext w:val="0"/>
+        <w:keepLines w:val="1"/>
         <w:pageBreakBefore w:val="0"/>
         <w:widowControl w:val="0"/>
         <w:pBdr>
@@ -325,8 +566,8 @@
           <w:between w:space="0" w:sz="0" w:val="nil"/>
         </w:pBdr>
         <w:shd w:fill="auto" w:val="clear"/>
-        <w:spacing w:after="120" w:before="100" w:line="240" w:lineRule="auto"/>
-        <w:ind w:left="100" w:right="0" w:firstLine="0"/>
+        <w:spacing w:after="200" w:before="0" w:line="254" w:lineRule="auto"/>
+        <w:ind w:left="100" w:right="498" w:firstLine="0"/>
         <w:jc w:val="left"/>
         <w:rPr>
           <w:rFonts w:ascii="Roboto" w:cs="Roboto" w:eastAsia="Roboto" w:hAnsi="Roboto"/>
@@ -346,6 +587,906 @@
       </w:pPr>
       <w:r>
         <w:rPr>
+          <w:b w:val="0"/>
+          <w:bCs w:val="0"/>
+          <w:rtl w:val="0"/>
+        </w:rPr>
+        <w:t xml:space="preserve">ARCHI.Tech 2025 от ВТБ — тимлид команды. Самостоятельно собрал и возглавил команду, с которой вошёл в топ-5 по кейсу «Архитектура данных цифрового рубля».</w:t>
+      </w:r>
+      <w:r>
+        <w:rPr>
+          <w:rtl w:val="0"/>
+        </w:rPr>
+      </w:r>
+    </w:p>
+    <w:p>
+      <w:pPr>
+        <w:keepNext w:val="0"/>
+        <w:keepLines w:val="1"/>
+        <w:spacing w:after="60" w:before="0" w:line="254" w:lineRule="auto"/>
+        <w:ind w:left="100" w:right="239" w:firstLine="0"/>
+        <w:jc w:val="left"/>
+        <w:rPr>
+          <w:sz w:val="24"/>
+          <w:szCs w:val="24"/>
+        </w:rPr>
+      </w:pPr>
+      <w:r>
+        <w:rPr>
+          <w:b w:val="0"/>
+          <w:bCs w:val="0"/>
+          <w:rtl w:val="0"/>
+        </w:rPr>
+        <w:t xml:space="preserve">Участвовал в TNGIMPACT AI Challenge 2026 (4–6 сентября) с проектом Final Defence Coach.</w:t>
+      </w:r>
+      <w:r>
+        <w:rPr>
+          <w:rtl w:val="0"/>
+        </w:rPr>
+      </w:r>
+    </w:p>
+    <w:p>
+      <w:pPr>
+        <w:keepNext w:val="0"/>
+        <w:keepLines w:val="1"/>
+        <w:pageBreakBefore w:val="0"/>
+        <w:widowControl w:val="0"/>
+        <w:pBdr>
+          <w:top w:space="0" w:sz="0" w:val="nil"/>
+          <w:left w:space="0" w:sz="0" w:val="nil"/>
+          <w:bottom w:space="0" w:sz="0" w:val="nil"/>
+          <w:right w:space="0" w:sz="0" w:val="nil"/>
+          <w:between w:space="0" w:sz="0" w:val="nil"/>
+        </w:pBdr>
+        <w:shd w:fill="auto" w:val="clear"/>
+        <w:spacing w:after="200" w:before="0" w:line="254" w:lineRule="auto"/>
+        <w:ind w:left="100" w:right="498" w:firstLine="0"/>
+        <w:jc w:val="left"/>
+        <w:rPr>
+          <w:rFonts w:ascii="Roboto" w:cs="Roboto" w:eastAsia="Roboto" w:hAnsi="Roboto"/>
+          <w:b w:val="0"/>
+          <w:bCs w:val="0"/>
+          <w:i w:val="0"/>
+          <w:iCs w:val="0"/>
+          <w:smallCaps w:val="0"/>
+          <w:strike w:val="0"/>
+          <w:color w:val="000000"/>
+          <w:sz w:val="24"/>
+          <w:szCs w:val="24"/>
+          <w:u w:val="none"/>
+          <w:shd w:fill="auto" w:val="clear"/>
+          <w:vertAlign w:val="baseline"/>
+        </w:rPr>
+      </w:pPr>
+      <w:r>
+        <w:rPr>
+          <w:b w:val="0"/>
+          <w:bCs w:val="0"/>
+          <w:rtl w:val="0"/>
+        </w:rPr>
+        <w:t xml:space="preserve">Также участвовал в Young Con 2025 от Яндекса и т. д.</w:t>
+      </w:r>
+      <w:r>
+        <w:rPr>
+          <w:rtl w:val="0"/>
+        </w:rPr>
+      </w:r>
+    </w:p>
+    <w:p>
+      <w:pPr>
+        <w:keepNext w:val="1"/>
+        <w:keepLines w:val="0"/>
+        <w:pBdr>
+          <w:top w:color="e3e3e3" w:space="0" w:sz="0" w:val="none"/>
+          <w:left w:color="e3e3e3" w:space="0" w:sz="0" w:val="none"/>
+          <w:bottom w:color="e3e3e3" w:space="0" w:sz="0" w:val="none"/>
+          <w:right w:color="e3e3e3" w:space="0" w:sz="0" w:val="none"/>
+          <w:between w:color="e3e3e3" w:space="0" w:sz="0" w:val="none"/>
+        </w:pBdr>
+        <w:shd w:fill="ffffff" w:val="clear"/>
+        <w:spacing w:after="120" w:before="80" w:line="240" w:lineRule="auto"/>
+        <w:rPr/>
+      </w:pPr>
+      <w:r>
+        <w:rPr>
+          <w:rtl w:val="0"/>
+        </w:rPr>
+      </w:r>
+    </w:p>
+    <w:p>
+      <w:pPr>
+        <w:keepNext w:val="1"/>
+        <w:keepLines w:val="0"/>
+        <w:pBdr>
+          <w:top w:color="e3e3e3" w:space="0" w:sz="0" w:val="none"/>
+          <w:left w:color="e3e3e3" w:space="0" w:sz="0" w:val="none"/>
+          <w:bottom w:color="e3e3e3" w:space="0" w:sz="0" w:val="none"/>
+          <w:right w:color="e3e3e3" w:space="0" w:sz="0" w:val="none"/>
+          <w:between w:color="e3e3e3" w:space="0" w:sz="0" w:val="none"/>
+        </w:pBdr>
+        <w:shd w:fill="ffffff" w:val="clear"/>
+        <w:spacing w:after="120" w:before="80" w:line="240" w:lineRule="auto"/>
+        <w:rPr>
+          <w:color w:val="0d0d0d"/>
+          <w:sz w:val="24"/>
+          <w:szCs w:val="24"/>
+        </w:rPr>
+      </w:pPr>
+      <w:r>
+        <w:rPr>
+          <w:b w:val="0"/>
+          <w:bCs w:val="0"/>
+          <w:rtl w:val="0"/>
+        </w:rPr>
+        <w:t xml:space="preserve">Проекты:</w:t>
+      </w:r>
+      <w:r>
+        <w:rPr>
+          <w:rtl w:val="0"/>
+        </w:rPr>
+      </w:r>
+    </w:p>
+    <w:p>
+      <w:pPr>
+        <w:keepNext w:val="0"/>
+        <w:keepLines w:val="1"/>
+        <w:numPr>
+          <w:ilvl w:val="0"/>
+          <w:numId w:val="3"/>
+        </w:numPr>
+        <w:pBdr>
+          <w:top w:color="e3e3e3" w:space="0" w:sz="0" w:val="none"/>
+          <w:left w:color="e3e3e3" w:space="0" w:sz="0" w:val="none"/>
+          <w:bottom w:color="e3e3e3" w:space="0" w:sz="0" w:val="none"/>
+          <w:right w:color="e3e3e3" w:space="0" w:sz="0" w:val="none"/>
+          <w:between w:color="e3e3e3" w:space="0" w:sz="0" w:val="none"/>
+        </w:pBdr>
+        <w:shd w:fill="ffffff" w:val="clear"/>
+        <w:spacing w:after="60" w:before="0" w:line="250" w:lineRule="auto"/>
+        <w:ind w:left="720" w:hanging="360"/>
+        <w:rPr/>
+      </w:pPr>
+      <w:r>
+        <w:rPr>
+          <w:b w:val="1"/>
+          <w:bCs w:val="1"/>
+          <w:rtl w:val="0"/>
+        </w:rPr>
+        <w:t xml:space="preserve">Foodgram — </w:t>
+      </w:r>
+      <w:r>
+        <w:rPr>
+          <w:rtl w:val="0"/>
+        </w:rPr>
+        <w:t xml:space="preserve">реализовал API рецептов на Django/DRF: подписки, избранное, права доступа и список покупок с суммированием ингредиентов. </w:t>
+      </w:r>
+      <w:hyperlink r:id="rId10">
+        <w:r>
+          <w:rPr>
+            <w:color w:val="3b475b"/>
+            <w:u w:val="single"/>
+            <w:rtl w:val="0"/>
+          </w:rPr>
+          <w:t xml:space="preserve">GitHub</w:t>
+        </w:r>
+      </w:hyperlink>
+      <w:r>
+        <w:rPr>
+          <w:rtl w:val="0"/>
+        </w:rPr>
+      </w:r>
+    </w:p>
+    <w:p>
+      <w:pPr>
+        <w:keepNext w:val="0"/>
+        <w:keepLines w:val="1"/>
+        <w:numPr>
+          <w:ilvl w:val="0"/>
+          <w:numId w:val="3"/>
+        </w:numPr>
+        <w:pBdr>
+          <w:top w:color="e3e3e3" w:space="0" w:sz="0" w:val="none"/>
+          <w:left w:color="e3e3e3" w:space="0" w:sz="0" w:val="none"/>
+          <w:bottom w:color="e3e3e3" w:space="0" w:sz="0" w:val="none"/>
+          <w:right w:color="e3e3e3" w:space="0" w:sz="0" w:val="none"/>
+          <w:between w:color="e3e3e3" w:space="0" w:sz="0" w:val="none"/>
+        </w:pBdr>
+        <w:shd w:fill="ffffff" w:val="clear"/>
+        <w:spacing w:after="60" w:before="0" w:line="250" w:lineRule="auto"/>
+        <w:ind w:left="720" w:hanging="360"/>
+        <w:rPr/>
+      </w:pPr>
+      <w:r>
+        <w:rPr>
+          <w:b w:val="1"/>
+          <w:bCs w:val="1"/>
+          <w:rtl w:val="0"/>
+        </w:rPr>
+        <w:t xml:space="preserve">Kittygram — </w:t>
+      </w:r>
+      <w:r>
+        <w:rPr>
+          <w:rtl w:val="0"/>
+        </w:rPr>
+        <w:t xml:space="preserve">настроил Docker-развёртывание с PostgreSQL, раздачу изображений через Nginx и CI/CD в GitHub Actions. </w:t>
+      </w:r>
+      <w:hyperlink r:id="rId11">
+        <w:r>
+          <w:rPr>
+            <w:color w:val="3b475b"/>
+            <w:u w:val="single"/>
+            <w:rtl w:val="0"/>
+          </w:rPr>
+          <w:t xml:space="preserve">GitHub</w:t>
+        </w:r>
+      </w:hyperlink>
+      <w:r>
+        <w:rPr>
+          <w:rtl w:val="0"/>
+        </w:rPr>
+      </w:r>
+    </w:p>
+    <w:p>
+      <w:pPr>
+        <w:keepNext w:val="0"/>
+        <w:keepLines w:val="1"/>
+        <w:numPr>
+          <w:ilvl w:val="0"/>
+          <w:numId w:val="3"/>
+        </w:numPr>
+        <w:pBdr>
+          <w:top w:color="e3e3e3" w:space="0" w:sz="0" w:val="none"/>
+          <w:left w:color="e3e3e3" w:space="0" w:sz="0" w:val="none"/>
+          <w:bottom w:color="e3e3e3" w:space="0" w:sz="0" w:val="none"/>
+          <w:right w:color="e3e3e3" w:space="0" w:sz="0" w:val="none"/>
+          <w:between w:color="e3e3e3" w:space="0" w:sz="0" w:val="none"/>
+        </w:pBdr>
+        <w:shd w:fill="ffffff" w:val="clear"/>
+        <w:spacing w:after="0" w:before="0" w:line="250" w:lineRule="auto"/>
+        <w:ind w:left="720" w:hanging="360"/>
+        <w:rPr/>
+      </w:pPr>
+      <w:r>
+        <w:rPr>
+          <w:b w:val="1"/>
+          <w:bCs w:val="1"/>
+          <w:rtl w:val="0"/>
+        </w:rPr>
+        <w:t xml:space="preserve">Taski — </w:t>
+      </w:r>
+      <w:r>
+        <w:rPr>
+          <w:rtl w:val="0"/>
+        </w:rPr>
+        <w:t xml:space="preserve">настроил запуск REST API задач в Docker с PostgreSQL и Nginx, написал API-тесты, добавил проверки GitHub Actions. </w:t>
+      </w:r>
+      <w:hyperlink r:id="rId12">
+        <w:r>
+          <w:rPr>
+            <w:color w:val="3b475b"/>
+            <w:u w:val="single"/>
+            <w:rtl w:val="0"/>
+          </w:rPr>
+          <w:t xml:space="preserve">GitHub</w:t>
+        </w:r>
+      </w:hyperlink>
+      <w:r>
+        <w:rPr>
+          <w:rtl w:val="0"/>
+        </w:rPr>
+      </w:r>
+    </w:p>
+    <w:p>
+      <w:pPr>
+        <w:keepNext w:val="0"/>
+        <w:keepLines w:val="1"/>
+        <w:numPr>
+          <w:ilvl w:val="0"/>
+          <w:numId w:val="3"/>
+        </w:numPr>
+        <w:pBdr>
+          <w:top w:color="e3e3e3" w:space="0" w:sz="0" w:val="none"/>
+          <w:left w:color="e3e3e3" w:space="0" w:sz="0" w:val="none"/>
+          <w:bottom w:color="e3e3e3" w:space="0" w:sz="0" w:val="none"/>
+          <w:right w:color="e3e3e3" w:space="0" w:sz="0" w:val="none"/>
+          <w:between w:color="e3e3e3" w:space="0" w:sz="0" w:val="none"/>
+        </w:pBdr>
+        <w:shd w:fill="ffffff" w:val="clear"/>
+        <w:spacing w:after="0" w:before="0" w:line="250" w:lineRule="auto"/>
+        <w:ind w:left="720" w:hanging="360"/>
+        <w:rPr/>
+      </w:pPr>
+      <w:r>
+        <w:rPr>
+          <w:b w:val="1"/>
+          <w:bCs w:val="1"/>
+          <w:rtl w:val="0"/>
+        </w:rPr>
+        <w:t xml:space="preserve">Final Defence Coach — </w:t>
+      </w:r>
+      <w:r>
+        <w:rPr>
+          <w:rtl w:val="0"/>
+        </w:rPr>
+        <w:t xml:space="preserve">AI-тренажёр защиты работ: разбор PDF/DOCX, асинхронные запросы к LLM и оценка ответов. FastAPI, Docker, тесты. </w:t>
+      </w:r>
+      <w:hyperlink r:id="rId13">
+        <w:r>
+          <w:rPr>
+            <w:color w:val="3b475b"/>
+            <w:u w:val="single"/>
+            <w:rtl w:val="0"/>
+          </w:rPr>
+          <w:t xml:space="preserve">GitHub</w:t>
+        </w:r>
+      </w:hyperlink>
+      <w:r>
+        <w:rPr>
+          <w:rtl w:val="0"/>
+        </w:rPr>
+      </w:r>
+    </w:p>
+    <w:p>
+      <w:pPr>
+        <w:keepNext w:val="0"/>
+        <w:keepLines w:val="0"/>
+        <w:pageBreakBefore w:val="1"/>
+        <w:spacing w:after="160" w:before="0" w:line="240" w:lineRule="auto"/>
+        <w:rPr/>
+      </w:pPr>
+      <w:r>
+        <w:rPr>
+          <w:sz w:val="16"/>
+          <w:szCs w:val="16"/>
+          <w:rtl w:val="0"/>
+        </w:rPr>
+        <w:t xml:space="preserve"> </w:t>
+      </w:r>
+      <w:r>
+        <w:rPr>
+          <w:rtl w:val="0"/>
+        </w:rPr>
+      </w:r>
+    </w:p>
+    <w:p>
+      <w:pPr>
+        <w:keepNext w:val="1"/>
+        <w:keepLines w:val="0"/>
+        <w:pageBreakBefore w:val="0"/>
+        <w:pBdr>
+          <w:top w:color="e3e3e3" w:space="0" w:sz="0" w:val="none"/>
+          <w:left w:color="e3e3e3" w:space="0" w:sz="0" w:val="none"/>
+          <w:bottom w:color="e3e3e3" w:space="0" w:sz="0" w:val="none"/>
+          <w:right w:color="e3e3e3" w:space="0" w:sz="0" w:val="none"/>
+          <w:between w:color="e3e3e3" w:space="0" w:sz="0" w:val="none"/>
+        </w:pBdr>
+        <w:shd w:fill="ffffff" w:val="clear"/>
+        <w:spacing w:after="140" w:before="0" w:line="240" w:lineRule="auto"/>
+        <w:rPr>
+          <w:color w:val="0d0d0d"/>
+          <w:sz w:val="24"/>
+          <w:szCs w:val="24"/>
+        </w:rPr>
+      </w:pPr>
+      <w:r>
+        <w:rPr>
+          <w:color w:val="0d0d0d"/>
+          <w:sz w:val="24"/>
+          <w:szCs w:val="24"/>
+          <w:rtl w:val="0"/>
+        </w:rPr>
+        <w:t xml:space="preserve">Навыки:</w:t>
+      </w:r>
+    </w:p>
+    <w:p>
+      <w:pPr>
+        <w:keepNext w:val="0"/>
+        <w:keepLines w:val="1"/>
+        <w:numPr>
+          <w:ilvl w:val="0"/>
+          <w:numId w:val="3"/>
+        </w:numPr>
+        <w:pBdr>
+          <w:top w:color="e3e3e3" w:space="0" w:sz="0" w:val="none"/>
+          <w:left w:color="e3e3e3" w:space="0" w:sz="0" w:val="none"/>
+          <w:bottom w:color="e3e3e3" w:space="0" w:sz="0" w:val="none"/>
+          <w:right w:color="e3e3e3" w:space="0" w:sz="0" w:val="none"/>
+          <w:between w:color="e3e3e3" w:space="0" w:sz="0" w:val="none"/>
+        </w:pBdr>
+        <w:shd w:fill="ffffff" w:val="clear"/>
+        <w:spacing w:after="40" w:before="0" w:line="240" w:lineRule="auto"/>
+        <w:ind w:left="720" w:hanging="360"/>
+        <w:rPr/>
+      </w:pPr>
+      <w:r>
+        <w:rPr>
+          <w:b w:val="0"/>
+          <w:bCs w:val="0"/>
+          <w:rtl w:val="0"/>
+        </w:rPr>
+        <w:t xml:space="preserve">Python: ООП, алгоритмы, структуры данных</w:t>
+      </w:r>
+      <w:r>
+        <w:rPr>
+          <w:rtl w:val="0"/>
+        </w:rPr>
+      </w:r>
+    </w:p>
+    <w:p>
+      <w:pPr>
+        <w:keepNext w:val="0"/>
+        <w:keepLines w:val="1"/>
+        <w:numPr>
+          <w:ilvl w:val="0"/>
+          <w:numId w:val="3"/>
+        </w:numPr>
+        <w:pBdr>
+          <w:top w:color="e3e3e3" w:space="0" w:sz="0" w:val="none"/>
+          <w:left w:color="e3e3e3" w:space="0" w:sz="0" w:val="none"/>
+          <w:bottom w:color="e3e3e3" w:space="0" w:sz="0" w:val="none"/>
+          <w:right w:color="e3e3e3" w:space="0" w:sz="0" w:val="none"/>
+          <w:between w:color="e3e3e3" w:space="0" w:sz="0" w:val="none"/>
+        </w:pBdr>
+        <w:shd w:fill="ffffff" w:val="clear"/>
+        <w:spacing w:after="40" w:before="0" w:line="240" w:lineRule="auto"/>
+        <w:ind w:left="720" w:hanging="360"/>
+        <w:rPr/>
+      </w:pPr>
+      <w:r>
+        <w:rPr>
+          <w:b w:val="0"/>
+          <w:bCs w:val="0"/>
+          <w:rtl w:val="0"/>
+        </w:rPr>
+        <w:t xml:space="preserve">Backend-разработка: Django, DRF, FastAPI</w:t>
+      </w:r>
+      <w:r>
+        <w:rPr>
+          <w:rtl w:val="0"/>
+        </w:rPr>
+      </w:r>
+    </w:p>
+    <w:p>
+      <w:pPr>
+        <w:keepNext w:val="0"/>
+        <w:keepLines w:val="1"/>
+        <w:numPr>
+          <w:ilvl w:val="0"/>
+          <w:numId w:val="3"/>
+        </w:numPr>
+        <w:pBdr>
+          <w:top w:color="e3e3e3" w:space="0" w:sz="0" w:val="none"/>
+          <w:left w:color="e3e3e3" w:space="0" w:sz="0" w:val="none"/>
+          <w:bottom w:color="e3e3e3" w:space="0" w:sz="0" w:val="none"/>
+          <w:right w:color="e3e3e3" w:space="0" w:sz="0" w:val="none"/>
+          <w:between w:color="e3e3e3" w:space="0" w:sz="0" w:val="none"/>
+        </w:pBdr>
+        <w:shd w:fill="ffffff" w:val="clear"/>
+        <w:spacing w:after="40" w:before="0" w:line="240" w:lineRule="auto"/>
+        <w:ind w:left="720" w:hanging="360"/>
+        <w:rPr/>
+      </w:pPr>
+      <w:r>
+        <w:rPr>
+          <w:b w:val="0"/>
+          <w:bCs w:val="0"/>
+          <w:rtl w:val="0"/>
+        </w:rPr>
+        <w:t xml:space="preserve">Работа с базами данных: SQL / PostgreSQL</w:t>
+      </w:r>
+      <w:r>
+        <w:rPr>
+          <w:rtl w:val="0"/>
+        </w:rPr>
+      </w:r>
+    </w:p>
+    <w:p>
+      <w:pPr>
+        <w:keepNext w:val="0"/>
+        <w:keepLines w:val="1"/>
+        <w:numPr>
+          <w:ilvl w:val="0"/>
+          <w:numId w:val="3"/>
+        </w:numPr>
+        <w:pBdr>
+          <w:top w:color="e3e3e3" w:space="0" w:sz="0" w:val="none"/>
+          <w:left w:color="e3e3e3" w:space="0" w:sz="0" w:val="none"/>
+          <w:bottom w:color="e3e3e3" w:space="0" w:sz="0" w:val="none"/>
+          <w:right w:color="e3e3e3" w:space="0" w:sz="0" w:val="none"/>
+          <w:between w:color="e3e3e3" w:space="0" w:sz="0" w:val="none"/>
+        </w:pBdr>
+        <w:shd w:fill="ffffff" w:val="clear"/>
+        <w:spacing w:after="40" w:before="0" w:line="240" w:lineRule="auto"/>
+        <w:ind w:left="720" w:hanging="360"/>
+        <w:rPr/>
+      </w:pPr>
+      <w:r>
+        <w:rPr>
+          <w:b w:val="0"/>
+          <w:bCs w:val="0"/>
+          <w:rtl w:val="0"/>
+        </w:rPr>
+        <w:t xml:space="preserve">Проектирование REST API и интеграция внешних API</w:t>
+      </w:r>
+      <w:r>
+        <w:rPr>
+          <w:rtl w:val="0"/>
+        </w:rPr>
+      </w:r>
+    </w:p>
+    <w:p>
+      <w:pPr>
+        <w:keepNext w:val="0"/>
+        <w:keepLines w:val="1"/>
+        <w:numPr>
+          <w:ilvl w:val="0"/>
+          <w:numId w:val="3"/>
+        </w:numPr>
+        <w:pBdr>
+          <w:top w:color="e3e3e3" w:space="0" w:sz="0" w:val="none"/>
+          <w:left w:color="e3e3e3" w:space="0" w:sz="0" w:val="none"/>
+          <w:bottom w:color="e3e3e3" w:space="0" w:sz="0" w:val="none"/>
+          <w:right w:color="e3e3e3" w:space="0" w:sz="0" w:val="none"/>
+          <w:between w:color="e3e3e3" w:space="0" w:sz="0" w:val="none"/>
+        </w:pBdr>
+        <w:shd w:fill="ffffff" w:val="clear"/>
+        <w:spacing w:after="40" w:before="0" w:line="240" w:lineRule="auto"/>
+        <w:ind w:left="720" w:hanging="360"/>
+        <w:rPr/>
+      </w:pPr>
+      <w:r>
+        <w:rPr>
+          <w:b w:val="0"/>
+          <w:bCs w:val="0"/>
+          <w:rtl w:val="0"/>
+        </w:rPr>
+        <w:t xml:space="preserve">Контроль версий: Git / GitHub</w:t>
+      </w:r>
+      <w:r>
+        <w:rPr>
+          <w:rtl w:val="0"/>
+        </w:rPr>
+      </w:r>
+    </w:p>
+    <w:p>
+      <w:pPr>
+        <w:keepNext w:val="0"/>
+        <w:keepLines w:val="1"/>
+        <w:numPr>
+          <w:ilvl w:val="0"/>
+          <w:numId w:val="3"/>
+        </w:numPr>
+        <w:pBdr>
+          <w:top w:color="e3e3e3" w:space="0" w:sz="0" w:val="none"/>
+          <w:left w:color="e3e3e3" w:space="0" w:sz="0" w:val="none"/>
+          <w:bottom w:color="e3e3e3" w:space="0" w:sz="0" w:val="none"/>
+          <w:right w:color="e3e3e3" w:space="0" w:sz="0" w:val="none"/>
+          <w:between w:color="e3e3e3" w:space="0" w:sz="0" w:val="none"/>
+        </w:pBdr>
+        <w:shd w:fill="ffffff" w:val="clear"/>
+        <w:spacing w:after="40" w:before="0" w:line="240" w:lineRule="auto"/>
+        <w:ind w:left="720" w:hanging="360"/>
+        <w:rPr/>
+      </w:pPr>
+      <w:r>
+        <w:rPr>
+          <w:b w:val="0"/>
+          <w:bCs w:val="0"/>
+          <w:rtl w:val="0"/>
+        </w:rPr>
+        <w:t xml:space="preserve">Контейнеризация и развёртывание: Docker / Nginx</w:t>
+      </w:r>
+      <w:r>
+        <w:rPr>
+          <w:rtl w:val="0"/>
+        </w:rPr>
+      </w:r>
+    </w:p>
+    <w:p>
+      <w:pPr>
+        <w:keepNext w:val="0"/>
+        <w:keepLines w:val="1"/>
+        <w:numPr>
+          <w:ilvl w:val="0"/>
+          <w:numId w:val="3"/>
+        </w:numPr>
+        <w:pBdr>
+          <w:top w:color="e3e3e3" w:space="0" w:sz="0" w:val="none"/>
+          <w:left w:color="e3e3e3" w:space="0" w:sz="0" w:val="none"/>
+          <w:bottom w:color="e3e3e3" w:space="0" w:sz="0" w:val="none"/>
+          <w:right w:color="e3e3e3" w:space="0" w:sz="0" w:val="none"/>
+          <w:between w:color="e3e3e3" w:space="0" w:sz="0" w:val="none"/>
+        </w:pBdr>
+        <w:shd w:fill="ffffff" w:val="clear"/>
+        <w:spacing w:after="40" w:before="0" w:line="240" w:lineRule="auto"/>
+        <w:ind w:left="720" w:hanging="360"/>
+        <w:rPr/>
+      </w:pPr>
+      <w:r>
+        <w:rPr>
+          <w:b w:val="0"/>
+          <w:bCs w:val="0"/>
+          <w:rtl w:val="0"/>
+        </w:rPr>
+        <w:t xml:space="preserve">CI/CD: GitHub Actions</w:t>
+      </w:r>
+      <w:r>
+        <w:rPr>
+          <w:rtl w:val="0"/>
+        </w:rPr>
+      </w:r>
+    </w:p>
+    <w:p>
+      <w:pPr>
+        <w:keepNext w:val="0"/>
+        <w:keepLines w:val="1"/>
+        <w:numPr>
+          <w:ilvl w:val="0"/>
+          <w:numId w:val="3"/>
+        </w:numPr>
+        <w:pBdr>
+          <w:top w:color="e3e3e3" w:space="0" w:sz="0" w:val="none"/>
+          <w:left w:color="e3e3e3" w:space="0" w:sz="0" w:val="none"/>
+          <w:bottom w:color="e3e3e3" w:space="0" w:sz="0" w:val="none"/>
+          <w:right w:color="e3e3e3" w:space="0" w:sz="0" w:val="none"/>
+          <w:between w:color="e3e3e3" w:space="0" w:sz="0" w:val="none"/>
+        </w:pBdr>
+        <w:shd w:fill="ffffff" w:val="clear"/>
+        <w:spacing w:after="40" w:before="0" w:line="240" w:lineRule="auto"/>
+        <w:ind w:left="720" w:hanging="360"/>
+        <w:rPr/>
+      </w:pPr>
+      <w:r>
+        <w:rPr>
+          <w:b w:val="0"/>
+          <w:bCs w:val="0"/>
+          <w:rtl w:val="0"/>
+        </w:rPr>
+        <w:t xml:space="preserve">Написание unit- и API-тестов: pytest, Django test framework</w:t>
+      </w:r>
+      <w:r>
+        <w:rPr>
+          <w:rtl w:val="0"/>
+        </w:rPr>
+      </w:r>
+    </w:p>
+    <w:p>
+      <w:pPr>
+        <w:keepNext w:val="1"/>
+        <w:keepLines w:val="0"/>
+        <w:pBdr>
+          <w:top w:color="e3e3e3" w:space="0" w:sz="0" w:val="none"/>
+          <w:left w:color="e3e3e3" w:space="0" w:sz="0" w:val="none"/>
+          <w:bottom w:color="e3e3e3" w:space="0" w:sz="0" w:val="none"/>
+          <w:right w:color="e3e3e3" w:space="0" w:sz="0" w:val="none"/>
+          <w:between w:color="e3e3e3" w:space="0" w:sz="0" w:val="none"/>
+        </w:pBdr>
+        <w:shd w:fill="ffffff" w:val="clear"/>
+        <w:spacing w:after="120" w:before="240" w:line="240" w:lineRule="auto"/>
+        <w:rPr>
+          <w:color w:val="0d0d0d"/>
+          <w:sz w:val="24"/>
+          <w:szCs w:val="24"/>
+        </w:rPr>
+      </w:pPr>
+      <w:r>
+        <w:rPr>
+          <w:rtl w:val="0"/>
+        </w:rPr>
+      </w:r>
+    </w:p>
+    <w:p>
+      <w:pPr>
+        <w:keepNext w:val="1"/>
+        <w:keepLines w:val="0"/>
+        <w:pBdr>
+          <w:top w:color="e3e3e3" w:space="0" w:sz="0" w:val="none"/>
+          <w:left w:color="e3e3e3" w:space="0" w:sz="0" w:val="none"/>
+          <w:bottom w:color="e3e3e3" w:space="0" w:sz="0" w:val="none"/>
+          <w:right w:color="e3e3e3" w:space="0" w:sz="0" w:val="none"/>
+          <w:between w:color="e3e3e3" w:space="0" w:sz="0" w:val="none"/>
+        </w:pBdr>
+        <w:shd w:fill="ffffff" w:val="clear"/>
+        <w:spacing w:after="120" w:before="240" w:line="240" w:lineRule="auto"/>
+        <w:rPr>
+          <w:color w:val="0d0d0d"/>
+          <w:sz w:val="24"/>
+          <w:szCs w:val="24"/>
+        </w:rPr>
+      </w:pPr>
+      <w:r>
+        <w:rPr>
+          <w:color w:val="0d0d0d"/>
+          <w:sz w:val="24"/>
+          <w:szCs w:val="24"/>
+          <w:rtl w:val="0"/>
+        </w:rPr>
+        <w:t xml:space="preserve">Дополнительные навыки:</w:t>
+      </w:r>
+    </w:p>
+    <w:p>
+      <w:pPr>
+        <w:keepNext w:val="0"/>
+        <w:keepLines w:val="1"/>
+        <w:numPr>
+          <w:ilvl w:val="0"/>
+          <w:numId w:val="1"/>
+        </w:numPr>
+        <w:pBdr>
+          <w:top w:color="e3e3e3" w:space="0" w:sz="0" w:val="none"/>
+          <w:left w:color="e3e3e3" w:space="0" w:sz="0" w:val="none"/>
+          <w:bottom w:color="e3e3e3" w:space="0" w:sz="0" w:val="none"/>
+          <w:right w:color="e3e3e3" w:space="0" w:sz="0" w:val="none"/>
+          <w:between w:color="e3e3e3" w:space="0" w:sz="0" w:val="none"/>
+        </w:pBdr>
+        <w:shd w:fill="ffffff" w:val="clear"/>
+        <w:spacing w:after="220" w:before="0" w:line="252.00000000000003" w:lineRule="auto"/>
+        <w:ind w:left="720" w:hanging="360"/>
+        <w:rPr/>
+      </w:pPr>
+      <w:r>
+        <w:rPr>
+          <w:b w:val="0"/>
+          <w:bCs w:val="0"/>
+          <w:rtl w:val="0"/>
+        </w:rPr>
+        <w:t xml:space="preserve">Английский язык B1–B2: читаю техническую документацию и работаю с англоязычными материалами.</w:t>
+      </w:r>
+      <w:r>
+        <w:rPr>
+          <w:rtl w:val="0"/>
+        </w:rPr>
+      </w:r>
+    </w:p>
+    <w:p>
+      <w:pPr>
+        <w:keepNext w:val="1"/>
+        <w:keepLines w:val="0"/>
+        <w:pBdr>
+          <w:top w:color="e3e3e3" w:space="0" w:sz="0" w:val="none"/>
+          <w:left w:color="e3e3e3" w:space="0" w:sz="0" w:val="none"/>
+          <w:bottom w:color="e3e3e3" w:space="0" w:sz="0" w:val="none"/>
+          <w:right w:color="e3e3e3" w:space="0" w:sz="0" w:val="none"/>
+          <w:between w:color="e3e3e3" w:space="0" w:sz="0" w:val="none"/>
+        </w:pBdr>
+        <w:shd w:fill="ffffff" w:val="clear"/>
+        <w:spacing w:after="120" w:before="0" w:line="240" w:lineRule="auto"/>
+        <w:rPr>
+          <w:color w:val="0d0d0d"/>
+          <w:sz w:val="24"/>
+          <w:szCs w:val="24"/>
+        </w:rPr>
+      </w:pPr>
+      <w:r>
+        <w:rPr>
+          <w:color w:val="0d0d0d"/>
+          <w:sz w:val="24"/>
+          <w:szCs w:val="24"/>
+          <w:rtl w:val="0"/>
+        </w:rPr>
+        <w:t xml:space="preserve">Личные качества:</w:t>
+      </w:r>
+    </w:p>
+    <w:p>
+      <w:pPr>
+        <w:keepNext w:val="0"/>
+        <w:keepLines w:val="1"/>
+        <w:numPr>
+          <w:ilvl w:val="0"/>
+          <w:numId w:val="2"/>
+        </w:numPr>
+        <w:pBdr>
+          <w:top w:color="e3e3e3" w:space="0" w:sz="0" w:val="none"/>
+          <w:left w:color="e3e3e3" w:space="0" w:sz="0" w:val="none"/>
+          <w:bottom w:color="e3e3e3" w:space="0" w:sz="0" w:val="none"/>
+          <w:right w:color="e3e3e3" w:space="0" w:sz="0" w:val="none"/>
+          <w:between w:color="e3e3e3" w:space="0" w:sz="0" w:val="none"/>
+        </w:pBdr>
+        <w:shd w:fill="ffffff" w:val="clear"/>
+        <w:spacing w:after="40" w:before="0" w:line="250" w:lineRule="auto"/>
+        <w:ind w:left="720" w:hanging="360"/>
+        <w:rPr/>
+      </w:pPr>
+      <w:r>
+        <w:rPr>
+          <w:b w:val="0"/>
+          <w:bCs w:val="0"/>
+          <w:rtl w:val="0"/>
+        </w:rPr>
+        <w:t xml:space="preserve">Сильная математическая база и системное мышление.</w:t>
+      </w:r>
+      <w:r>
+        <w:rPr>
+          <w:rtl w:val="0"/>
+        </w:rPr>
+      </w:r>
+    </w:p>
+    <w:p>
+      <w:pPr>
+        <w:keepNext w:val="0"/>
+        <w:keepLines w:val="1"/>
+        <w:numPr>
+          <w:ilvl w:val="0"/>
+          <w:numId w:val="2"/>
+        </w:numPr>
+        <w:pBdr>
+          <w:top w:color="e3e3e3" w:space="0" w:sz="0" w:val="none"/>
+          <w:left w:color="e3e3e3" w:space="0" w:sz="0" w:val="none"/>
+          <w:bottom w:color="e3e3e3" w:space="0" w:sz="0" w:val="none"/>
+          <w:right w:color="e3e3e3" w:space="0" w:sz="0" w:val="none"/>
+          <w:between w:color="e3e3e3" w:space="0" w:sz="0" w:val="none"/>
+        </w:pBdr>
+        <w:shd w:fill="ffffff" w:val="clear"/>
+        <w:spacing w:after="40" w:before="0" w:line="250" w:lineRule="auto"/>
+        <w:ind w:left="720" w:hanging="360"/>
+        <w:rPr/>
+      </w:pPr>
+      <w:r>
+        <w:rPr>
+          <w:b w:val="0"/>
+          <w:bCs w:val="0"/>
+          <w:rtl w:val="0"/>
+        </w:rPr>
+        <w:t xml:space="preserve">Быстро разбираюсь в сложных технических задачах.</w:t>
+      </w:r>
+      <w:r>
+        <w:rPr>
+          <w:rtl w:val="0"/>
+        </w:rPr>
+      </w:r>
+    </w:p>
+    <w:p>
+      <w:pPr>
+        <w:keepNext w:val="0"/>
+        <w:keepLines w:val="1"/>
+        <w:numPr>
+          <w:ilvl w:val="0"/>
+          <w:numId w:val="2"/>
+        </w:numPr>
+        <w:pBdr>
+          <w:top w:color="e3e3e3" w:space="0" w:sz="0" w:val="none"/>
+          <w:left w:color="e3e3e3" w:space="0" w:sz="0" w:val="none"/>
+          <w:bottom w:color="e3e3e3" w:space="0" w:sz="0" w:val="none"/>
+          <w:right w:color="e3e3e3" w:space="0" w:sz="0" w:val="none"/>
+          <w:between w:color="e3e3e3" w:space="0" w:sz="0" w:val="none"/>
+        </w:pBdr>
+        <w:shd w:fill="ffffff" w:val="clear"/>
+        <w:spacing w:after="40" w:before="0" w:line="250" w:lineRule="auto"/>
+        <w:ind w:left="720" w:hanging="360"/>
+        <w:rPr/>
+      </w:pPr>
+      <w:r>
+        <w:rPr>
+          <w:b w:val="0"/>
+          <w:bCs w:val="0"/>
+          <w:rtl w:val="0"/>
+        </w:rPr>
+        <w:t xml:space="preserve">Довожу проект до рабочего результата: от кода и тестов до контейнеризации и CI/CD.</w:t>
+      </w:r>
+      <w:r>
+        <w:rPr>
+          <w:rtl w:val="0"/>
+        </w:rPr>
+      </w:r>
+    </w:p>
+    <w:p>
+      <w:pPr>
+        <w:keepNext w:val="0"/>
+        <w:keepLines w:val="1"/>
+        <w:pageBreakBefore w:val="0"/>
+        <w:widowControl w:val="0"/>
+        <w:pBdr>
+          <w:top w:space="0" w:sz="0" w:val="nil"/>
+          <w:left w:space="0" w:sz="0" w:val="nil"/>
+          <w:bottom w:space="0" w:sz="0" w:val="nil"/>
+          <w:right w:space="0" w:sz="0" w:val="nil"/>
+          <w:between w:space="0" w:sz="0" w:val="nil"/>
+        </w:pBdr>
+        <w:shd w:fill="auto" w:val="clear"/>
+        <w:spacing w:after="240" w:before="320" w:line="264" w:lineRule="auto"/>
+        <w:ind w:left="100" w:right="5276" w:firstLine="0"/>
+        <w:jc w:val="left"/>
+        <w:rPr>
           <w:rFonts w:ascii="Roboto" w:cs="Roboto" w:eastAsia="Roboto" w:hAnsi="Roboto"/>
           <w:b w:val="0"/>
           <w:bCs w:val="0"/>
@@ -359,20 +1500,32 @@
           <w:u w:val="none"/>
           <w:shd w:fill="auto" w:val="clear"/>
           <w:vertAlign w:val="baseline"/>
-          <w:rtl w:val="0"/>
-        </w:rPr>
-        <w:t xml:space="preserve">Мои достижения.</w:t>
-      </w:r>
-      <w:r>
-        <w:rPr>
-          <w:rtl w:val="0"/>
-        </w:rPr>
-      </w:r>
-    </w:p>
-    <w:p>
-      <w:pPr>
-        <w:keepNext w:val="0"/>
-        <w:keepLines/>
+        </w:rPr>
+      </w:pPr>
+      <w:r>
+        <w:rPr>
+          <w:rFonts w:ascii="Roboto" w:cs="Roboto" w:eastAsia="Roboto" w:hAnsi="Roboto"/>
+          <w:b w:val="0"/>
+          <w:bCs w:val="0"/>
+          <w:i w:val="0"/>
+          <w:iCs w:val="0"/>
+          <w:smallCaps w:val="0"/>
+          <w:strike w:val="0"/>
+          <w:color w:val="374050"/>
+          <w:sz w:val="24"/>
+          <w:szCs w:val="24"/>
+          <w:u w:val="none"/>
+          <w:shd w:fill="auto" w:val="clear"/>
+          <w:vertAlign w:val="baseline"/>
+          <w:rtl w:val="0"/>
+        </w:rPr>
+        <w:t xml:space="preserve">С наилучшими пожеланиями, Егор Фенин</w:t>
+      </w:r>
+    </w:p>
+    <w:p>
+      <w:pPr>
+        <w:keepNext w:val="1"/>
+        <w:keepLines w:val="0"/>
         <w:pageBreakBefore w:val="0"/>
         <w:widowControl w:val="0"/>
         <w:pBdr>
@@ -383,58 +1536,29 @@
           <w:between w:space="0" w:sz="0" w:val="nil"/>
         </w:pBdr>
         <w:shd w:fill="auto" w:val="clear"/>
-        <w:spacing w:after="60" w:before="0" w:line="254" w:lineRule="auto"/>
-        <w:ind w:left="100" w:right="0" w:firstLine="0"/>
+        <w:spacing w:after="80" w:before="80" w:line="240" w:lineRule="auto"/>
+        <w:ind w:left="100" w:right="5276" w:firstLine="0"/>
         <w:jc w:val="left"/>
         <w:rPr>
-          <w:rFonts w:ascii="Roboto" w:cs="Roboto" w:eastAsia="Roboto" w:hAnsi="Roboto"/>
-          <w:b w:val="0"/>
-          <w:bCs w:val="0"/>
-          <w:i w:val="0"/>
-          <w:iCs w:val="0"/>
-          <w:smallCaps w:val="0"/>
-          <w:strike w:val="0"/>
-          <w:color w:val="000000"/>
-          <w:sz w:val="24"/>
-          <w:szCs w:val="24"/>
-          <w:u w:val="none"/>
-          <w:shd w:fill="auto" w:val="clear"/>
-          <w:vertAlign w:val="baseline"/>
-        </w:rPr>
-      </w:pPr>
-      <w:r>
-        <w:t xml:space="preserve">Обучался в </w:t>
-      </w:r>
-      <w:r>
-        <w:rPr>
-          <w:b/>
-        </w:rPr>
-        <w:t>Санкт-Петербургском государственном университете на математико-механическом факультете; поступил после победы во Всероссийской олимпиаде по физике.</w:t>
-      </w:r>
-    </w:p>
-    <w:p>
-      <w:pPr>
-        <w:keepNext w:val="0"/>
-        <w:keepLines/>
-        <w:spacing w:before="0" w:line="254" w:lineRule="auto" w:after="60"/>
-        <w:ind w:left="100" w:right="239" w:firstLine="0"/>
-        <w:jc w:val="left"/>
-        <w:rPr>
-          <w:sz w:val="24"/>
-          <w:szCs w:val="24"/>
-        </w:rPr>
-      </w:pPr>
-      <w:r>
-        <w:rPr>
-          <w:b w:val="0"/>
-        </w:rPr>
-        <w:t>Во время обучения начал активно заниматься Python-разработкой. Затем прошёл курс «Python-разработчик» Яндекс Практикума и продолжил развивать backend-навыки на собственных проектах.</w:t>
-      </w:r>
-    </w:p>
-    <w:p>
-      <w:pPr>
-        <w:keepNext w:val="0"/>
-        <w:keepLines/>
+          <w:color w:val="374050"/>
+          <w:sz w:val="24"/>
+          <w:szCs w:val="24"/>
+        </w:rPr>
+      </w:pPr>
+      <w:r>
+        <w:rPr>
+          <w:color w:val="374050"/>
+          <w:sz w:val="24"/>
+          <w:szCs w:val="24"/>
+          <w:rtl w:val="0"/>
+        </w:rPr>
+        <w:t xml:space="preserve">P.S.</w:t>
+      </w:r>
+    </w:p>
+    <w:p>
+      <w:pPr>
+        <w:keepNext w:val="0"/>
+        <w:keepLines w:val="1"/>
         <w:pageBreakBefore w:val="0"/>
         <w:widowControl w:val="0"/>
         <w:pBdr>
@@ -445,707 +1569,7 @@
           <w:between w:space="0" w:sz="0" w:val="nil"/>
         </w:pBdr>
         <w:shd w:fill="auto" w:val="clear"/>
-        <w:spacing w:after="200" w:before="0" w:line="254" w:lineRule="auto"/>
-        <w:ind w:left="100" w:right="498" w:firstLine="0"/>
-        <w:jc w:val="left"/>
-        <w:rPr>
-          <w:rFonts w:ascii="Roboto" w:cs="Roboto" w:eastAsia="Roboto" w:hAnsi="Roboto"/>
-          <w:b w:val="0"/>
-          <w:bCs w:val="0"/>
-          <w:i w:val="0"/>
-          <w:iCs w:val="0"/>
-          <w:smallCaps w:val="0"/>
-          <w:strike w:val="0"/>
-          <w:color w:val="000000"/>
-          <w:sz w:val="24"/>
-          <w:szCs w:val="24"/>
-          <w:u w:val="none"/>
-          <w:shd w:fill="auto" w:val="clear"/>
-          <w:vertAlign w:val="baseline"/>
-        </w:rPr>
-      </w:pPr>
-      <w:r>
-        <w:rPr>
-          <w:b w:val="0"/>
-        </w:rPr>
-        <w:t>На ARCHI.Tech 2025 от ВТБ самостоятельно собрал и возглавил команду начинающих участников; по кейсу архитектуры данных цифрового рубля команда вошла в топ-5. Также участвовал в Young Con 2025 от Яндекса.</w:t>
-      </w:r>
-    </w:p>
-    <w:p>
-      <w:pPr>
-        <w:keepNext/>
-        <w:keepLines w:val="0"/>
-        <w:pBdr>
-          <w:top w:color="e3e3e3" w:space="0" w:sz="0" w:val="none"/>
-          <w:left w:color="e3e3e3" w:space="0" w:sz="0" w:val="none"/>
-          <w:bottom w:color="e3e3e3" w:space="0" w:sz="0" w:val="none"/>
-          <w:right w:color="e3e3e3" w:space="0" w:sz="0" w:val="none"/>
-          <w:between w:color="e3e3e3" w:space="0" w:sz="0" w:val="none"/>
-        </w:pBdr>
-        <w:shd w:fill="ffffff" w:val="clear"/>
-        <w:spacing w:after="120" w:before="80" w:lineRule="auto" w:line="240"/>
-        <w:rPr>
-          <w:color w:val="0d0d0d"/>
-          <w:sz w:val="24"/>
-          <w:szCs w:val="24"/>
-        </w:rPr>
-      </w:pPr>
-      <w:r>
-        <w:rPr>
-          <w:b w:val="0"/>
-        </w:rPr>
-        <w:t>Проекты:</w:t>
-      </w:r>
-    </w:p>
-    <w:p>
-      <w:pPr>
-        <w:keepNext w:val="0"/>
-        <w:keepLines/>
-        <w:numPr>
-          <w:ilvl w:val="0"/>
-          <w:numId w:val="3"/>
-        </w:numPr>
-        <w:pBdr>
-          <w:top w:color="e3e3e3" w:space="0" w:sz="0" w:val="none"/>
-          <w:left w:color="e3e3e3" w:space="0" w:sz="0" w:val="none"/>
-          <w:bottom w:color="e3e3e3" w:space="0" w:sz="0" w:val="none"/>
-          <w:right w:color="e3e3e3" w:space="0" w:sz="0" w:val="none"/>
-          <w:between w:color="e3e3e3" w:space="0" w:sz="0" w:val="none"/>
-        </w:pBdr>
-        <w:shd w:fill="ffffff" w:val="clear"/>
-        <w:spacing w:after="60" w:lineRule="auto" w:before="0" w:line="250"/>
-        <w:ind w:left="720" w:hanging="360"/>
-        <w:rPr/>
-      </w:pPr>
-      <w:r>
-        <w:rPr>
-          <w:b/>
-        </w:rPr>
-        <w:t xml:space="preserve">Foodgram — </w:t>
-      </w:r>
-      <w:r>
-        <w:t xml:space="preserve">сервис рецептов с REST API, авторизацией, фильтрацией, подписками, избранным и списком покупок. </w:t>
-      </w:r>
-      <w:hyperlink r:id="rId10">
-        <w:r>
-          <w:rPr>
-            <w:color w:val="3B475B"/>
-            <w:u w:val="single"/>
-          </w:rPr>
-          <w:t>GitHub</w:t>
-        </w:r>
-      </w:hyperlink>
-    </w:p>
-    <w:p>
-      <w:pPr>
-        <w:keepNext w:val="0"/>
-        <w:keepLines/>
-        <w:numPr>
-          <w:ilvl w:val="0"/>
-          <w:numId w:val="3"/>
-        </w:numPr>
-        <w:pBdr>
-          <w:top w:color="e3e3e3" w:space="0" w:sz="0" w:val="none"/>
-          <w:left w:color="e3e3e3" w:space="0" w:sz="0" w:val="none"/>
-          <w:bottom w:color="e3e3e3" w:space="0" w:sz="0" w:val="none"/>
-          <w:right w:color="e3e3e3" w:space="0" w:sz="0" w:val="none"/>
-          <w:between w:color="e3e3e3" w:space="0" w:sz="0" w:val="none"/>
-        </w:pBdr>
-        <w:shd w:fill="ffffff" w:val="clear"/>
-        <w:spacing w:after="60" w:lineRule="auto" w:before="0" w:line="250"/>
-        <w:ind w:left="720" w:hanging="360"/>
-        <w:rPr/>
-      </w:pPr>
-      <w:r>
-        <w:rPr>
-          <w:b/>
-        </w:rPr>
-        <w:t xml:space="preserve">Kittygram — </w:t>
-      </w:r>
-      <w:r>
-        <w:t xml:space="preserve">backend-сервис с авторизацией, REST API, PostgreSQL, Docker, Nginx и CI/CD. </w:t>
-      </w:r>
-      <w:hyperlink r:id="rId11">
-        <w:r>
-          <w:rPr>
-            <w:color w:val="3B475B"/>
-            <w:u w:val="single"/>
-          </w:rPr>
-          <w:t>GitHub</w:t>
-        </w:r>
-      </w:hyperlink>
-    </w:p>
-    <w:p>
-      <w:pPr>
-        <w:keepNext w:val="0"/>
-        <w:keepLines/>
-        <w:numPr>
-          <w:ilvl w:val="0"/>
-          <w:numId w:val="3"/>
-        </w:numPr>
-        <w:pBdr>
-          <w:top w:color="e3e3e3" w:space="0" w:sz="0" w:val="none"/>
-          <w:left w:color="e3e3e3" w:space="0" w:sz="0" w:val="none"/>
-          <w:bottom w:color="e3e3e3" w:space="0" w:sz="0" w:val="none"/>
-          <w:right w:color="e3e3e3" w:space="0" w:sz="0" w:val="none"/>
-          <w:between w:color="e3e3e3" w:space="0" w:sz="0" w:val="none"/>
-        </w:pBdr>
-        <w:shd w:fill="ffffff" w:val="clear"/>
-        <w:spacing w:after="0" w:lineRule="auto" w:before="0" w:line="250"/>
-        <w:ind w:left="720" w:hanging="360"/>
-        <w:rPr/>
-      </w:pPr>
-      <w:r>
-        <w:rPr>
-          <w:b/>
-        </w:rPr>
-        <w:t xml:space="preserve">Taski — </w:t>
-      </w:r>
-      <w:r>
-        <w:t xml:space="preserve">REST API для управления задачами с PostgreSQL, Docker, Nginx и GitHub Actions. </w:t>
-      </w:r>
-      <w:hyperlink r:id="rId12">
-        <w:r>
-          <w:rPr>
-            <w:color w:val="3B475B"/>
-            <w:u w:val="single"/>
-          </w:rPr>
-          <w:t>GitHub</w:t>
-        </w:r>
-      </w:hyperlink>
-    </w:p>
-    <w:p>
-      <w:pPr>
-        <w:keepNext w:val="0"/>
-        <w:keepLines w:val="0"/>
-        <w:pageBreakBefore/>
-        <w:spacing w:before="0" w:after="160" w:line="240" w:lineRule="auto"/>
-      </w:pPr>
-      <w:r>
-        <w:rPr>
-          <w:sz w:val="16"/>
-        </w:rPr>
-        <w:t xml:space="preserve"> </w:t>
-      </w:r>
-    </w:p>
-    <w:p>
-      <w:pPr>
-        <w:keepNext/>
-        <w:keepLines w:val="0"/>
-        <w:pageBreakBefore w:val="0"/>
-        <w:pBdr>
-          <w:top w:color="e3e3e3" w:space="0" w:sz="0" w:val="none"/>
-          <w:left w:color="e3e3e3" w:space="0" w:sz="0" w:val="none"/>
-          <w:bottom w:color="e3e3e3" w:space="0" w:sz="0" w:val="none"/>
-          <w:right w:color="e3e3e3" w:space="0" w:sz="0" w:val="none"/>
-          <w:between w:color="e3e3e3" w:space="0" w:sz="0" w:val="none"/>
-        </w:pBdr>
-        <w:shd w:fill="ffffff" w:val="clear"/>
-        <w:spacing w:after="140" w:before="0" w:lineRule="auto" w:line="240"/>
-        <w:rPr>
-          <w:color w:val="0d0d0d"/>
-          <w:sz w:val="24"/>
-          <w:szCs w:val="24"/>
-        </w:rPr>
-      </w:pPr>
-      <w:r>
-        <w:rPr>
-          <w:color w:val="0d0d0d"/>
-          <w:sz w:val="24"/>
-          <w:szCs w:val="24"/>
-          <w:rtl w:val="0"/>
-        </w:rPr>
-        <w:t xml:space="preserve">Навыки:</w:t>
-      </w:r>
-    </w:p>
-    <w:p>
-      <w:pPr>
-        <w:keepNext w:val="0"/>
-        <w:keepLines/>
-        <w:numPr>
-          <w:ilvl w:val="0"/>
-          <w:numId w:val="3"/>
-        </w:numPr>
-        <w:pBdr>
-          <w:top w:color="e3e3e3" w:space="0" w:sz="0" w:val="none"/>
-          <w:left w:color="e3e3e3" w:space="0" w:sz="0" w:val="none"/>
-          <w:bottom w:color="e3e3e3" w:space="0" w:sz="0" w:val="none"/>
-          <w:right w:color="e3e3e3" w:space="0" w:sz="0" w:val="none"/>
-          <w:between w:color="e3e3e3" w:space="0" w:sz="0" w:val="none"/>
-        </w:pBdr>
-        <w:shd w:fill="ffffff" w:val="clear"/>
-        <w:spacing w:after="40" w:lineRule="auto" w:before="0" w:line="240"/>
-        <w:ind w:left="720" w:hanging="360"/>
-        <w:rPr/>
-      </w:pPr>
-      <w:r>
-        <w:rPr>
-          <w:b w:val="0"/>
-        </w:rPr>
-        <w:t>Python: ООП, алгоритмы, структуры данных</w:t>
-      </w:r>
-    </w:p>
-    <w:p>
-      <w:pPr>
-        <w:keepNext w:val="0"/>
-        <w:keepLines/>
-        <w:numPr>
-          <w:ilvl w:val="0"/>
-          <w:numId w:val="3"/>
-        </w:numPr>
-        <w:pBdr>
-          <w:top w:color="e3e3e3" w:space="0" w:sz="0" w:val="none"/>
-          <w:left w:color="e3e3e3" w:space="0" w:sz="0" w:val="none"/>
-          <w:bottom w:color="e3e3e3" w:space="0" w:sz="0" w:val="none"/>
-          <w:right w:color="e3e3e3" w:space="0" w:sz="0" w:val="none"/>
-          <w:between w:color="e3e3e3" w:space="0" w:sz="0" w:val="none"/>
-        </w:pBdr>
-        <w:shd w:fill="ffffff" w:val="clear"/>
-        <w:spacing w:after="40" w:lineRule="auto" w:before="0" w:line="240"/>
-        <w:ind w:left="720" w:hanging="360"/>
-        <w:rPr>
-          <w:color w:val="0d0d0d"/>
-          <w:sz w:val="24"/>
-          <w:szCs w:val="24"/>
-          <w:u w:val="none"/>
-        </w:rPr>
-      </w:pPr>
-      <w:r>
-        <w:rPr>
-          <w:b w:val="0"/>
-        </w:rPr>
-        <w:t>Backend-разработка: Django + DRF</w:t>
-      </w:r>
-    </w:p>
-    <w:p>
-      <w:pPr>
-        <w:keepNext w:val="0"/>
-        <w:keepLines/>
-        <w:numPr>
-          <w:ilvl w:val="0"/>
-          <w:numId w:val="3"/>
-        </w:numPr>
-        <w:pBdr>
-          <w:top w:color="e3e3e3" w:space="0" w:sz="0" w:val="none"/>
-          <w:left w:color="e3e3e3" w:space="0" w:sz="0" w:val="none"/>
-          <w:bottom w:color="e3e3e3" w:space="0" w:sz="0" w:val="none"/>
-          <w:right w:color="e3e3e3" w:space="0" w:sz="0" w:val="none"/>
-          <w:between w:color="e3e3e3" w:space="0" w:sz="0" w:val="none"/>
-        </w:pBdr>
-        <w:shd w:fill="ffffff" w:val="clear"/>
-        <w:spacing w:after="40" w:lineRule="auto" w:before="0" w:line="240"/>
-        <w:ind w:left="720" w:hanging="360"/>
-        <w:rPr/>
-      </w:pPr>
-      <w:r>
-        <w:rPr>
-          <w:b w:val="0"/>
-        </w:rPr>
-        <w:t>Работа с базами данных: SQL / PostgreSQL</w:t>
-      </w:r>
-    </w:p>
-    <w:p>
-      <w:pPr>
-        <w:keepNext w:val="0"/>
-        <w:keepLines/>
-        <w:numPr>
-          <w:ilvl w:val="0"/>
-          <w:numId w:val="3"/>
-        </w:numPr>
-        <w:pBdr>
-          <w:top w:color="e3e3e3" w:space="0" w:sz="0" w:val="none"/>
-          <w:left w:color="e3e3e3" w:space="0" w:sz="0" w:val="none"/>
-          <w:bottom w:color="e3e3e3" w:space="0" w:sz="0" w:val="none"/>
-          <w:right w:color="e3e3e3" w:space="0" w:sz="0" w:val="none"/>
-          <w:between w:color="e3e3e3" w:space="0" w:sz="0" w:val="none"/>
-        </w:pBdr>
-        <w:shd w:fill="ffffff" w:val="clear"/>
-        <w:spacing w:after="40" w:lineRule="auto" w:before="0" w:line="240"/>
-        <w:ind w:left="720" w:hanging="360"/>
-        <w:rPr/>
-      </w:pPr>
-      <w:r>
-        <w:rPr>
-          <w:b w:val="0"/>
-        </w:rPr>
-        <w:t>Проектирование REST API</w:t>
-      </w:r>
-    </w:p>
-    <w:p>
-      <w:pPr>
-        <w:keepNext w:val="0"/>
-        <w:keepLines/>
-        <w:numPr>
-          <w:ilvl w:val="0"/>
-          <w:numId w:val="3"/>
-        </w:numPr>
-        <w:pBdr>
-          <w:top w:color="e3e3e3" w:space="0" w:sz="0" w:val="none"/>
-          <w:left w:color="e3e3e3" w:space="0" w:sz="0" w:val="none"/>
-          <w:bottom w:color="e3e3e3" w:space="0" w:sz="0" w:val="none"/>
-          <w:right w:color="e3e3e3" w:space="0" w:sz="0" w:val="none"/>
-          <w:between w:color="e3e3e3" w:space="0" w:sz="0" w:val="none"/>
-        </w:pBdr>
-        <w:shd w:fill="ffffff" w:val="clear"/>
-        <w:spacing w:after="40" w:lineRule="auto" w:before="0" w:line="240"/>
-        <w:ind w:left="720" w:hanging="360"/>
-        <w:rPr/>
-      </w:pPr>
-      <w:r>
-        <w:rPr>
-          <w:b w:val="0"/>
-        </w:rPr>
-        <w:t>Контроль версий: Git / GitHub</w:t>
-      </w:r>
-    </w:p>
-    <w:p>
-      <w:pPr>
-        <w:keepNext w:val="0"/>
-        <w:keepLines/>
-        <w:numPr>
-          <w:ilvl w:val="0"/>
-          <w:numId w:val="3"/>
-        </w:numPr>
-        <w:pBdr>
-          <w:top w:color="e3e3e3" w:space="0" w:sz="0" w:val="none"/>
-          <w:left w:color="e3e3e3" w:space="0" w:sz="0" w:val="none"/>
-          <w:bottom w:color="e3e3e3" w:space="0" w:sz="0" w:val="none"/>
-          <w:right w:color="e3e3e3" w:space="0" w:sz="0" w:val="none"/>
-          <w:between w:color="e3e3e3" w:space="0" w:sz="0" w:val="none"/>
-        </w:pBdr>
-        <w:shd w:fill="ffffff" w:val="clear"/>
-        <w:spacing w:after="40" w:lineRule="auto" w:before="0" w:line="240"/>
-        <w:ind w:left="720" w:hanging="360"/>
-        <w:rPr/>
-      </w:pPr>
-      <w:r>
-        <w:rPr>
-          <w:b w:val="0"/>
-        </w:rPr>
-        <w:t>Контейнеризация и развёртывание: Docker / Nginx</w:t>
-      </w:r>
-    </w:p>
-    <w:p>
-      <w:pPr>
-        <w:keepNext w:val="0"/>
-        <w:keepLines/>
-        <w:numPr>
-          <w:ilvl w:val="0"/>
-          <w:numId w:val="3"/>
-        </w:numPr>
-        <w:pBdr>
-          <w:top w:color="e3e3e3" w:space="0" w:sz="0" w:val="none"/>
-          <w:left w:color="e3e3e3" w:space="0" w:sz="0" w:val="none"/>
-          <w:bottom w:color="e3e3e3" w:space="0" w:sz="0" w:val="none"/>
-          <w:right w:color="e3e3e3" w:space="0" w:sz="0" w:val="none"/>
-          <w:between w:color="e3e3e3" w:space="0" w:sz="0" w:val="none"/>
-        </w:pBdr>
-        <w:shd w:fill="ffffff" w:val="clear"/>
-        <w:spacing w:after="40" w:lineRule="auto" w:before="0" w:line="240"/>
-        <w:ind w:left="720" w:hanging="360"/>
-        <w:rPr/>
-      </w:pPr>
-      <w:r>
-        <w:rPr>
-          <w:b w:val="0"/>
-        </w:rPr>
-        <w:t>CI/CD: GitHub Actions</w:t>
-      </w:r>
-    </w:p>
-    <w:p>
-      <w:pPr>
-        <w:keepNext w:val="0"/>
-        <w:keepLines/>
-        <w:numPr>
-          <w:ilvl w:val="0"/>
-          <w:numId w:val="3"/>
-        </w:numPr>
-        <w:pBdr>
-          <w:top w:color="e3e3e3" w:space="0" w:sz="0" w:val="none"/>
-          <w:left w:color="e3e3e3" w:space="0" w:sz="0" w:val="none"/>
-          <w:bottom w:color="e3e3e3" w:space="0" w:sz="0" w:val="none"/>
-          <w:right w:color="e3e3e3" w:space="0" w:sz="0" w:val="none"/>
-          <w:between w:color="e3e3e3" w:space="0" w:sz="0" w:val="none"/>
-        </w:pBdr>
-        <w:shd w:fill="ffffff" w:val="clear"/>
-        <w:spacing w:after="40" w:lineRule="auto" w:before="0" w:line="240"/>
-        <w:ind w:left="720" w:hanging="360"/>
-        <w:rPr/>
-      </w:pPr>
-      <w:r>
-        <w:rPr>
-          <w:b w:val="0"/>
-        </w:rPr>
-        <w:t>Unit- и API-тестирование: Pytest, Django test framework</w:t>
-      </w:r>
-    </w:p>
-    <w:p>
-      <w:pPr>
-        <w:keepNext/>
-        <w:keepLines w:val="0"/>
-        <w:pBdr>
-          <w:top w:color="e3e3e3" w:space="0" w:sz="0" w:val="none"/>
-          <w:left w:color="e3e3e3" w:space="0" w:sz="0" w:val="none"/>
-          <w:bottom w:color="e3e3e3" w:space="0" w:sz="0" w:val="none"/>
-          <w:right w:color="e3e3e3" w:space="0" w:sz="0" w:val="none"/>
-          <w:between w:color="e3e3e3" w:space="0" w:sz="0" w:val="none"/>
-        </w:pBdr>
-        <w:shd w:fill="ffffff" w:val="clear"/>
-        <w:spacing w:after="120" w:before="240" w:lineRule="auto" w:line="240"/>
-        <w:rPr>
-          <w:color w:val="0d0d0d"/>
-          <w:sz w:val="24"/>
-          <w:szCs w:val="24"/>
-        </w:rPr>
-      </w:pPr>
-      <w:r>
-        <w:rPr>
-          <w:color w:val="0d0d0d"/>
-          <w:sz w:val="24"/>
-          <w:szCs w:val="24"/>
-          <w:rtl w:val="0"/>
-        </w:rPr>
-        <w:t xml:space="preserve">Дополнительные навыки:</w:t>
-      </w:r>
-    </w:p>
-    <w:p>
-      <w:pPr>
-        <w:keepNext w:val="0"/>
-        <w:keepLines/>
-        <w:numPr>
-          <w:ilvl w:val="0"/>
-          <w:numId w:val="1"/>
-        </w:numPr>
-        <w:pBdr>
-          <w:top w:color="e3e3e3" w:space="0" w:sz="0" w:val="none"/>
-          <w:left w:color="e3e3e3" w:space="0" w:sz="0" w:val="none"/>
-          <w:bottom w:color="e3e3e3" w:space="0" w:sz="0" w:val="none"/>
-          <w:right w:color="e3e3e3" w:space="0" w:sz="0" w:val="none"/>
-          <w:between w:color="e3e3e3" w:space="0" w:sz="0" w:val="none"/>
-        </w:pBdr>
-        <w:shd w:fill="ffffff" w:val="clear"/>
-        <w:spacing w:after="220" w:lineRule="auto" w:before="0" w:line="252"/>
-        <w:ind w:left="720" w:hanging="360"/>
-        <w:rPr/>
-      </w:pPr>
-      <w:r>
-        <w:rPr>
-          <w:b w:val="0"/>
-        </w:rPr>
-        <w:t>Английский язык B1–B2: читаю техническую документацию и работаю с англоязычными материалами.</w:t>
-      </w:r>
-    </w:p>
-    <w:p>
-      <w:pPr>
-        <w:keepNext/>
-        <w:keepLines w:val="0"/>
-        <w:pBdr>
-          <w:top w:color="e3e3e3" w:space="0" w:sz="0" w:val="none"/>
-          <w:left w:color="e3e3e3" w:space="0" w:sz="0" w:val="none"/>
-          <w:bottom w:color="e3e3e3" w:space="0" w:sz="0" w:val="none"/>
-          <w:right w:color="e3e3e3" w:space="0" w:sz="0" w:val="none"/>
-          <w:between w:color="e3e3e3" w:space="0" w:sz="0" w:val="none"/>
-        </w:pBdr>
-        <w:shd w:fill="ffffff" w:val="clear"/>
-        <w:spacing w:after="120" w:before="0" w:lineRule="auto" w:line="240"/>
-        <w:rPr>
-          <w:color w:val="0d0d0d"/>
-          <w:sz w:val="24"/>
-          <w:szCs w:val="24"/>
-        </w:rPr>
-      </w:pPr>
-      <w:r>
-        <w:rPr>
-          <w:color w:val="0d0d0d"/>
-          <w:sz w:val="24"/>
-          <w:szCs w:val="24"/>
-          <w:rtl w:val="0"/>
-        </w:rPr>
-        <w:t xml:space="preserve">Личные качества:</w:t>
-      </w:r>
-    </w:p>
-    <w:p>
-      <w:pPr>
-        <w:keepNext w:val="0"/>
-        <w:keepLines/>
-        <w:numPr>
-          <w:ilvl w:val="0"/>
-          <w:numId w:val="2"/>
-        </w:numPr>
-        <w:pBdr>
-          <w:top w:color="e3e3e3" w:space="0" w:sz="0" w:val="none"/>
-          <w:left w:color="e3e3e3" w:space="0" w:sz="0" w:val="none"/>
-          <w:bottom w:color="e3e3e3" w:space="0" w:sz="0" w:val="none"/>
-          <w:right w:color="e3e3e3" w:space="0" w:sz="0" w:val="none"/>
-          <w:between w:color="e3e3e3" w:space="0" w:sz="0" w:val="none"/>
-        </w:pBdr>
-        <w:shd w:fill="ffffff" w:val="clear"/>
-        <w:spacing w:after="40" w:lineRule="auto" w:before="0" w:line="250"/>
-        <w:ind w:left="720" w:hanging="360"/>
-        <w:rPr/>
-      </w:pPr>
-      <w:r>
-        <w:rPr>
-          <w:b w:val="0"/>
-        </w:rPr>
-        <w:t>Сильная математическая база и системное мышление.</w:t>
-      </w:r>
-    </w:p>
-    <w:p>
-      <w:pPr>
-        <w:keepNext w:val="0"/>
-        <w:keepLines/>
-        <w:numPr>
-          <w:ilvl w:val="0"/>
-          <w:numId w:val="2"/>
-        </w:numPr>
-        <w:pBdr>
-          <w:top w:color="e3e3e3" w:space="0" w:sz="0" w:val="none"/>
-          <w:left w:color="e3e3e3" w:space="0" w:sz="0" w:val="none"/>
-          <w:bottom w:color="e3e3e3" w:space="0" w:sz="0" w:val="none"/>
-          <w:right w:color="e3e3e3" w:space="0" w:sz="0" w:val="none"/>
-          <w:between w:color="e3e3e3" w:space="0" w:sz="0" w:val="none"/>
-        </w:pBdr>
-        <w:shd w:fill="ffffff" w:val="clear"/>
-        <w:spacing w:after="40" w:lineRule="auto" w:before="0" w:line="250"/>
-        <w:ind w:left="720" w:hanging="360"/>
-        <w:rPr/>
-      </w:pPr>
-      <w:r>
-        <w:rPr>
-          <w:b w:val="0"/>
-        </w:rPr>
-        <w:t>Быстро разбираюсь в сложных технических задачах.</w:t>
-      </w:r>
-    </w:p>
-    <w:p>
-      <w:pPr>
-        <w:keepNext w:val="0"/>
-        <w:keepLines/>
-        <w:numPr>
-          <w:ilvl w:val="0"/>
-          <w:numId w:val="2"/>
-        </w:numPr>
-        <w:pBdr>
-          <w:top w:color="e3e3e3" w:space="0" w:sz="0" w:val="none"/>
-          <w:left w:color="e3e3e3" w:space="0" w:sz="0" w:val="none"/>
-          <w:bottom w:color="e3e3e3" w:space="0" w:sz="0" w:val="none"/>
-          <w:right w:color="e3e3e3" w:space="0" w:sz="0" w:val="none"/>
-          <w:between w:color="e3e3e3" w:space="0" w:sz="0" w:val="none"/>
-        </w:pBdr>
-        <w:shd w:fill="ffffff" w:val="clear"/>
-        <w:spacing w:after="40" w:lineRule="auto" w:before="0" w:line="250"/>
-        <w:ind w:left="720" w:hanging="360"/>
-        <w:rPr/>
-      </w:pPr>
-      <w:r>
-        <w:rPr>
-          <w:b w:val="0"/>
-        </w:rPr>
-        <w:t>Довожу проект до рабочего результата: от кода и тестов до контейнеризации и CI/CD.</w:t>
-      </w:r>
-    </w:p>
-    <w:p>
-      <w:pPr>
-        <w:keepNext w:val="0"/>
-        <w:keepLines/>
-        <w:pageBreakBefore w:val="0"/>
-        <w:widowControl w:val="0"/>
-        <w:pBdr>
-          <w:top w:space="0" w:sz="0" w:val="nil"/>
-          <w:left w:space="0" w:sz="0" w:val="nil"/>
-          <w:bottom w:space="0" w:sz="0" w:val="nil"/>
-          <w:right w:space="0" w:sz="0" w:val="nil"/>
-          <w:between w:space="0" w:sz="0" w:val="nil"/>
-        </w:pBdr>
-        <w:shd w:fill="auto" w:val="clear"/>
-        <w:spacing w:after="240" w:before="320" w:line="264" w:lineRule="auto"/>
-        <w:ind w:left="100" w:right="5276" w:firstLine="0"/>
-        <w:jc w:val="left"/>
-        <w:rPr>
-          <w:rFonts w:ascii="Roboto" w:cs="Roboto" w:eastAsia="Roboto" w:hAnsi="Roboto"/>
-          <w:b w:val="0"/>
-          <w:bCs w:val="0"/>
-          <w:i w:val="0"/>
-          <w:iCs w:val="0"/>
-          <w:smallCaps w:val="0"/>
-          <w:strike w:val="0"/>
-          <w:color w:val="374050"/>
-          <w:sz w:val="24"/>
-          <w:szCs w:val="24"/>
-          <w:u w:val="none"/>
-          <w:shd w:fill="auto" w:val="clear"/>
-          <w:vertAlign w:val="baseline"/>
-        </w:rPr>
-      </w:pPr>
-      <w:r>
-        <w:rPr>
-          <w:rFonts w:ascii="Roboto" w:cs="Roboto" w:eastAsia="Roboto" w:hAnsi="Roboto"/>
-          <w:b w:val="0"/>
-          <w:bCs w:val="0"/>
-          <w:i w:val="0"/>
-          <w:iCs w:val="0"/>
-          <w:smallCaps w:val="0"/>
-          <w:strike w:val="0"/>
-          <w:color w:val="374050"/>
-          <w:sz w:val="24"/>
-          <w:szCs w:val="24"/>
-          <w:u w:val="none"/>
-          <w:shd w:fill="auto" w:val="clear"/>
-          <w:vertAlign w:val="baseline"/>
-          <w:rtl w:val="0"/>
-        </w:rPr>
-        <w:t xml:space="preserve">С наилучшими пожеланиями, Егор Фенин</w:t>
-      </w:r>
-    </w:p>
-    <w:p>
-      <w:pPr>
-        <w:keepNext/>
-        <w:keepLines w:val="0"/>
-        <w:pageBreakBefore w:val="0"/>
-        <w:widowControl w:val="0"/>
-        <w:pBdr>
-          <w:top w:space="0" w:sz="0" w:val="nil"/>
-          <w:left w:space="0" w:sz="0" w:val="nil"/>
-          <w:bottom w:space="0" w:sz="0" w:val="nil"/>
-          <w:right w:space="0" w:sz="0" w:val="nil"/>
-          <w:between w:space="0" w:sz="0" w:val="nil"/>
-        </w:pBdr>
-        <w:shd w:fill="auto" w:val="clear"/>
-        <w:spacing w:after="80" w:before="80" w:line="240" w:lineRule="auto"/>
-        <w:ind w:left="100" w:right="5276" w:firstLine="0"/>
-        <w:jc w:val="left"/>
-        <w:rPr>
-          <w:color w:val="374050"/>
-          <w:sz w:val="24"/>
-          <w:szCs w:val="24"/>
-        </w:rPr>
-      </w:pPr>
-      <w:r>
-        <w:rPr>
-          <w:color w:val="374050"/>
-          <w:sz w:val="24"/>
-          <w:szCs w:val="24"/>
-          <w:rtl w:val="0"/>
-        </w:rPr>
-        <w:t xml:space="preserve">P.S.</w:t>
-      </w:r>
-    </w:p>
-    <w:p>
-      <w:pPr>
-        <w:keepNext w:val="0"/>
-        <w:keepLines/>
-        <w:pageBreakBefore w:val="0"/>
-        <w:widowControl w:val="0"/>
-        <w:pBdr>
-          <w:top w:space="0" w:sz="0" w:val="nil"/>
-          <w:left w:space="0" w:sz="0" w:val="nil"/>
-          <w:bottom w:space="0" w:sz="0" w:val="nil"/>
-          <w:right w:space="0" w:sz="0" w:val="nil"/>
-          <w:between w:space="0" w:sz="0" w:val="nil"/>
-        </w:pBdr>
-        <w:shd w:fill="auto" w:val="clear"/>
-        <w:spacing w:after="0" w:before="0" w:line="252" w:lineRule="auto"/>
+        <w:spacing w:after="0" w:before="0" w:line="252.00000000000003" w:lineRule="auto"/>
         <w:ind w:left="100" w:right="3935.905511811024" w:firstLine="0"/>
         <w:jc w:val="left"/>
         <w:rPr>
@@ -1157,8 +1581,15 @@
       <w:r>
         <w:rPr>
           <w:b w:val="0"/>
-        </w:rPr>
-        <w:t>Буду рад показать проекты и разобрать техническую задачу на собеседовании. ✌️🙂</w:t>
+          <w:bCs w:val="0"/>
+          <w:rtl w:val="0"/>
+        </w:rPr>
+        <w:t xml:space="preserve">Буду рад показать проекты и разобрать техническую задачу на собеседовании. ✌️🙂</w:t>
+      </w:r>
+      <w:r>
+        <w:rPr>
+          <w:rtl w:val="0"/>
+        </w:rPr>
       </w:r>
     </w:p>
     <w:sectPr>
@@ -1673,79 +2104,6 @@
       <w:szCs w:val="40"/>
     </w:rPr>
   </w:style>
-  <w:style w:type="paragraph" w:styleId="Normal" w:default="1">
-    <w:name w:val="normal"/>
-  </w:style>
-  <w:style w:type="table" w:styleId="TableNormal" w:default="1">
-    <w:name w:val="TableNormal"/>
-  </w:style>
-  <w:style w:type="character" w:styleId="DefaultParagraphFont" w:default="1">
-    <w:name w:val="Default Paragraph Font"/>
-    <w:uiPriority w:val="1"/>
-    <w:semiHidden w:val="1"/>
-    <w:unhideWhenUsed w:val="1"/>
-  </w:style>
-  <w:style w:type="table" w:styleId="TableNormal" w:default="1">
-    <w:name w:val="Table Normal"/>
-    <w:uiPriority w:val="2"/>
-    <w:semiHidden w:val="1"/>
-    <w:unhideWhenUsed w:val="1"/>
-    <w:qFormat w:val="1"/>
-    <w:tblPr>
-      <w:tblInd w:w="0.0" w:type="dxa"/>
-      <w:tblCellMar>
-        <w:top w:w="0.0" w:type="dxa"/>
-        <w:left w:w="0.0" w:type="dxa"/>
-        <w:bottom w:w="0.0" w:type="dxa"/>
-        <w:right w:w="0.0" w:type="dxa"/>
-      </w:tblCellMar>
-    </w:tblPr>
-  </w:style>
-  <w:style w:type="numbering" w:styleId="NoList" w:default="1">
-    <w:name w:val="No List"/>
-    <w:uiPriority w:val="99"/>
-    <w:semiHidden w:val="1"/>
-    <w:unhideWhenUsed w:val="1"/>
-  </w:style>
-  <w:style w:type="paragraph" w:styleId="BodyText">
-    <w:name w:val="Body Text"/>
-    <w:basedOn w:val="Normal"/>
-    <w:uiPriority w:val="1"/>
-    <w:qFormat w:val="1"/>
-    <w:pPr>
-      <w:ind w:left="100"/>
-    </w:pPr>
-    <w:rPr>
-      <w:rFonts w:ascii="Roboto" w:cs="Roboto" w:eastAsia="Roboto" w:hAnsi="Roboto"/>
-      <w:sz w:val="24"/>
-      <w:szCs w:val="24"/>
-      <w:lang w:bidi="ar-SA" w:eastAsia="en-US" w:val="ru-RU"/>
-    </w:rPr>
-  </w:style>
-  <w:style w:type="paragraph" w:styleId="ListParagraph">
-    <w:name w:val="List Paragraph"/>
-    <w:basedOn w:val="Normal"/>
-    <w:uiPriority w:val="1"/>
-    <w:qFormat w:val="1"/>
-    <w:pPr>
-      <w:spacing w:before="43"/>
-      <w:ind w:left="1180" w:hanging="360"/>
-    </w:pPr>
-    <w:rPr>
-      <w:rFonts w:ascii="Roboto" w:cs="Roboto" w:eastAsia="Roboto" w:hAnsi="Roboto"/>
-      <w:lang w:bidi="ar-SA" w:eastAsia="en-US" w:val="ru-RU"/>
-    </w:rPr>
-  </w:style>
-  <w:style w:type="paragraph" w:styleId="TableParagraph">
-    <w:name w:val="Table Paragraph"/>
-    <w:basedOn w:val="Normal"/>
-    <w:uiPriority w:val="1"/>
-    <w:qFormat w:val="1"/>
-    <w:pPr/>
-    <w:rPr>
-      <w:lang w:bidi="ar-SA" w:eastAsia="en-US" w:val="ru-RU"/>
-    </w:rPr>
-  </w:style>
   <w:style w:type="paragraph" w:styleId="Subtitle">
     <w:name w:val="Subtitle"/>
     <w:basedOn w:val="Normal"/>
@@ -1811,7 +2169,7 @@
     </a:clrScheme>
     <a:fontScheme name="Office">
       <a:majorFont>
-        <a:latin typeface="Cambria"/>
+        <a:latin typeface="Calibri"/>
         <a:ea typeface=""/>
         <a:cs typeface=""/>
         <a:font script="Jpan" typeface="ＭＳ ゴシック"/>
@@ -1843,9 +2201,10 @@
         <a:font script="Mong" typeface="Mongolian Baiti"/>
         <a:font script="Viet" typeface="Times New Roman"/>
         <a:font script="Uigh" typeface="Microsoft Uighur"/>
+        <a:font script="Geor" typeface="Sylfaen"/>
       </a:majorFont>
       <a:minorFont>
-        <a:latin typeface="Calibri"/>
+        <a:latin typeface="Cambria"/>
         <a:ea typeface=""/>
         <a:cs typeface=""/>
         <a:font script="Jpan" typeface="ＭＳ 明朝"/>
@@ -1877,6 +2236,7 @@
         <a:font script="Mong" typeface="Mongolian Baiti"/>
         <a:font script="Viet" typeface="Arial"/>
         <a:font script="Uigh" typeface="Microsoft Uighur"/>
+        <a:font script="Geor" typeface="Sylfaen"/>
       </a:minorFont>
     </a:fontScheme>
     <a:fmtScheme name="Office">
@@ -1911,20 +2271,16 @@
           <a:gsLst>
             <a:gs pos="0">
               <a:schemeClr val="phClr">
-                <a:shade val="51000"/>
-                <a:satMod val="130000"/>
-              </a:schemeClr>
-            </a:gs>
-            <a:gs pos="80000">
-              <a:schemeClr val="phClr">
-                <a:shade val="93000"/>
+                <a:tint val="100000"/>
+                <a:shade val="100000"/>
                 <a:satMod val="130000"/>
               </a:schemeClr>
             </a:gs>
             <a:gs pos="100000">
               <a:schemeClr val="phClr">
-                <a:shade val="94000"/>
-                <a:satMod val="135000"/>
+                <a:tint val="50000"/>
+                <a:shade val="100000"/>
+                <a:satMod val="350000"/>
               </a:schemeClr>
             </a:gs>
           </a:gsLst>
@@ -2046,22 +2402,46 @@
       </a:bgFillStyleLst>
     </a:fmtScheme>
   </a:themeElements>
-  <a:objectDefaults/>
+  <a:objectDefaults>
+    <a:spDef>
+      <a:spPr/>
+      <a:bodyPr/>
+      <a:lstStyle/>
+      <a:style>
+        <a:lnRef idx="1">
+          <a:schemeClr val="accent1"/>
+        </a:lnRef>
+        <a:fillRef idx="3">
+          <a:schemeClr val="accent1"/>
+        </a:fillRef>
+        <a:effectRef idx="2">
+          <a:schemeClr val="accent1"/>
+        </a:effectRef>
+        <a:fontRef idx="minor">
+          <a:schemeClr val="lt1"/>
+        </a:fontRef>
+      </a:style>
+    </a:spDef>
+    <a:lnDef>
+      <a:spPr/>
+      <a:bodyPr/>
+      <a:lstStyle/>
+      <a:style>
+        <a:lnRef idx="2">
+          <a:schemeClr val="accent1"/>
+        </a:lnRef>
+        <a:fillRef idx="0">
+          <a:schemeClr val="accent1"/>
+        </a:fillRef>
+        <a:effectRef idx="1">
+          <a:schemeClr val="accent1"/>
+        </a:effectRef>
+        <a:fontRef idx="minor">
+          <a:schemeClr val="tx1"/>
+        </a:fontRef>
+      </a:style>
+    </a:lnDef>
+  </a:objectDefaults>
   <a:extraClrSchemeLst/>
 </a:theme>
-</file>
-
-<file path=customXML/item1.xml><?xml version="1.0" encoding="utf-8"?>
-<go:gDocsCustomXmlDataStorage xmlns:go="http://customooxmlschemas.google.com/" xmlns:r="http://schemas.openxmlformats.org/officeDocument/2006/relationships" uri="GoogleDocsCustomDataVersion2">
-  <go:docsCustomData xmlns:go="http://customooxmlschemas.google.com/" roundtripDataSignature="AMtx7mg2eEx+khdV9B+Wi12sE30Z4z2QhA==">CgMxLjA4AHIhMTgwUnc3c3ZpUnVVQjJxeERTQ0VNcG42UEFJaFM5WFdG</go:docsCustomData>
-</go:gDocsCustomXmlDataStorage>
-</file>
-
-<file path=customXML/itemProps1.xml><?xml version="1.0" encoding="utf-8"?>
-<ds:datastoreItem xmlns:ds="http://schemas.openxmlformats.org/officeDocument/2006/customXml" ds:itemID="{11111111-1234-1234-1234-123412341234}">
-  <ds:schemaRefs>
-    <ds:schemaRef ds:uri="http://schemas.openxmlformats.org/officeDocument/2006/relationships"/>
-    <ds:schemaRef ds:uri="http://customooxmlschemas.google.com/"/>
-  </ds:schemaRefs>
-</ds:datastoreItem>
 </file>